--- a/single cell RNA seq.docx
+++ b/single cell RNA seq.docx
@@ -1,6 +1,6 @@
 
 <file path=word/document.xml><?xml version="1.0" encoding="utf-8"?>
-<w:document xmlns:wpc="http://schemas.microsoft.com/office/word/2010/wordprocessingCanvas" xmlns:cx="http://schemas.microsoft.com/office/drawing/2014/chartex" xmlns:cx1="http://schemas.microsoft.com/office/drawing/2015/9/8/chartex" xmlns:cx2="http://schemas.microsoft.com/office/drawing/2015/10/21/chartex" xmlns:cx3="http://schemas.microsoft.com/office/drawing/2016/5/9/chartex" xmlns:cx4="http://schemas.microsoft.com/office/drawing/2016/5/10/chartex" xmlns:cx5="http://schemas.microsoft.com/office/drawing/2016/5/11/chartex" xmlns:cx6="http://schemas.microsoft.com/office/drawing/2016/5/12/chartex" xmlns:cx7="http://schemas.microsoft.com/office/drawing/2016/5/13/chartex" xmlns:cx8="http://schemas.microsoft.com/office/drawing/2016/5/14/chartex" xmlns:mc="http://schemas.openxmlformats.org/markup-compatibility/2006" xmlns:aink="http://schemas.microsoft.com/office/drawing/2016/ink" xmlns:am3d="http://schemas.microsoft.com/office/drawing/2017/model3d" xmlns:o="urn:schemas-microsoft-com:office:office" xmlns:r="http://schemas.openxmlformats.org/officeDocument/2006/relationships" xmlns:m="http://schemas.openxmlformats.org/officeDocument/2006/math" xmlns:v="urn:schemas-microsoft-com:vml" xmlns:wp14="http://schemas.microsoft.com/office/word/2010/wordprocessingDrawing" xmlns:wp="http://schemas.openxmlformats.org/drawingml/2006/wordprocessingDrawing" xmlns:w10="urn:schemas-microsoft-com:office:word" xmlns:w="http://schemas.openxmlformats.org/wordprocessingml/2006/main" xmlns:w14="http://schemas.microsoft.com/office/word/2010/wordml" xmlns:w15="http://schemas.microsoft.com/office/word/2012/wordml" xmlns:w16cid="http://schemas.microsoft.com/office/word/2016/wordml/cid" xmlns:w16se="http://schemas.microsoft.com/office/word/2015/wordml/symex" xmlns:wpg="http://schemas.microsoft.com/office/word/2010/wordprocessingGroup" xmlns:wpi="http://schemas.microsoft.com/office/word/2010/wordprocessingInk" xmlns:wne="http://schemas.microsoft.com/office/word/2006/wordml" xmlns:wps="http://schemas.microsoft.com/office/word/2010/wordprocessingShape" mc:Ignorable="w14 w15 w16se w16cid wp14">
+<w:document xmlns:wpc="http://schemas.microsoft.com/office/word/2010/wordprocessingCanvas" xmlns:cx="http://schemas.microsoft.com/office/drawing/2014/chartex" xmlns:cx1="http://schemas.microsoft.com/office/drawing/2015/9/8/chartex" xmlns:cx2="http://schemas.microsoft.com/office/drawing/2015/10/21/chartex" xmlns:cx3="http://schemas.microsoft.com/office/drawing/2016/5/9/chartex" xmlns:cx4="http://schemas.microsoft.com/office/drawing/2016/5/10/chartex" xmlns:cx5="http://schemas.microsoft.com/office/drawing/2016/5/11/chartex" xmlns:cx6="http://schemas.microsoft.com/office/drawing/2016/5/12/chartex" xmlns:cx7="http://schemas.microsoft.com/office/drawing/2016/5/13/chartex" xmlns:cx8="http://schemas.microsoft.com/office/drawing/2016/5/14/chartex" xmlns:mc="http://schemas.openxmlformats.org/markup-compatibility/2006" xmlns:aink="http://schemas.microsoft.com/office/drawing/2016/ink" xmlns:am3d="http://schemas.microsoft.com/office/drawing/2017/model3d" xmlns:o="urn:schemas-microsoft-com:office:office" xmlns:oel="http://schemas.microsoft.com/office/2019/extlst" xmlns:r="http://schemas.openxmlformats.org/officeDocument/2006/relationships" xmlns:m="http://schemas.openxmlformats.org/officeDocument/2006/math" xmlns:v="urn:schemas-microsoft-com:vml" xmlns:wp14="http://schemas.microsoft.com/office/word/2010/wordprocessingDrawing" xmlns:wp="http://schemas.openxmlformats.org/drawingml/2006/wordprocessingDrawing" xmlns:w10="urn:schemas-microsoft-com:office:word" xmlns:w="http://schemas.openxmlformats.org/wordprocessingml/2006/main" xmlns:w14="http://schemas.microsoft.com/office/word/2010/wordml" xmlns:w15="http://schemas.microsoft.com/office/word/2012/wordml" xmlns:w16cex="http://schemas.microsoft.com/office/word/2018/wordml/cex" xmlns:w16cid="http://schemas.microsoft.com/office/word/2016/wordml/cid" xmlns:w16="http://schemas.microsoft.com/office/word/2018/wordml" xmlns:w16du="http://schemas.microsoft.com/office/word/2023/wordml/word16du" xmlns:w16sdtdh="http://schemas.microsoft.com/office/word/2020/wordml/sdtdatahash" xmlns:w16sdtfl="http://schemas.microsoft.com/office/word/2024/wordml/sdtformatlock" xmlns:w16se="http://schemas.microsoft.com/office/word/2015/wordml/symex" xmlns:wpg="http://schemas.microsoft.com/office/word/2010/wordprocessingGroup" xmlns:wpi="http://schemas.microsoft.com/office/word/2010/wordprocessingInk" xmlns:wne="http://schemas.microsoft.com/office/word/2006/wordml" xmlns:wps="http://schemas.microsoft.com/office/word/2010/wordprocessingShape" mc:Ignorable="w14 w15 w16se w16cid w16 w16cex w16sdtdh w16sdtfl w16du wp14">
   <w:body>
     <w:p>
       <w:r>
@@ -107,9 +107,16 @@
       </w:pPr>
       <w:r>
         <w:rPr>
+          <w:rFonts w:hint="eastAsia"/>
           <w:b/>
         </w:rPr>
         <w:lastRenderedPageBreak/>
+        <w:t xml:space="preserve">준비 파일: </w:t>
+      </w:r>
+      <w:r>
+        <w:rPr>
+          <w:b/>
+        </w:rPr>
         <w:t xml:space="preserve">Matrix </w:t>
       </w:r>
       <w:r>
@@ -159,18 +166,18 @@
         <w:autoSpaceDE/>
         <w:autoSpaceDN/>
         <w:rPr>
-          <w:rFonts w:hint="eastAsia"/>
-          <w:b/>
-        </w:rPr>
-      </w:pPr>
-    </w:p>
-    <w:p>
-      <w:pPr>
-        <w:widowControl/>
-        <w:wordWrap/>
-        <w:autoSpaceDE/>
-        <w:autoSpaceDN/>
-        <w:rPr>
+          <w:b/>
+        </w:rPr>
+      </w:pPr>
+    </w:p>
+    <w:p>
+      <w:pPr>
+        <w:widowControl/>
+        <w:wordWrap/>
+        <w:autoSpaceDE/>
+        <w:autoSpaceDN/>
+        <w:rPr>
+          <w:rFonts w:hint="eastAsia"/>
           <w:b/>
         </w:rPr>
       </w:pPr>
@@ -213,9 +220,191 @@
         <w:wordWrap/>
         <w:autoSpaceDE/>
         <w:autoSpaceDN/>
-        <w:rPr>
-          <w:rFonts w:hint="eastAsia"/>
-        </w:rPr>
+        <w:ind w:firstLine="800"/>
+      </w:pPr>
+      <w:r>
+        <w:t xml:space="preserve">Seurat(R) 또는 </w:t>
+      </w:r>
+      <w:proofErr w:type="spellStart"/>
+      <w:r>
+        <w:t>Scanpy</w:t>
+      </w:r>
+      <w:proofErr w:type="spellEnd"/>
+      <w:r>
+        <w:t>(Python)로 matrix 읽기</w:t>
+      </w:r>
+    </w:p>
+    <w:p>
+      <w:pPr>
+        <w:widowControl/>
+        <w:wordWrap/>
+        <w:autoSpaceDE/>
+        <w:autoSpaceDN/>
+        <w:ind w:firstLine="800"/>
+      </w:pPr>
+      <w:r>
+        <w:rPr>
+          <w:rFonts w:hint="eastAsia"/>
+        </w:rPr>
+        <w:t>세포</w:t>
+      </w:r>
+      <w:r>
+        <w:t>(cell) × 유전자(gene) count matrix 생성</w:t>
+      </w:r>
+    </w:p>
+    <w:p>
+      <w:pPr>
+        <w:widowControl/>
+        <w:wordWrap/>
+        <w:autoSpaceDE/>
+        <w:autoSpaceDN/>
+      </w:pPr>
+      <w:r>
+        <w:rPr>
+          <w:rFonts w:hint="eastAsia"/>
+        </w:rPr>
+        <w:t>[</w:t>
+      </w:r>
+      <w:r>
+        <w:t xml:space="preserve">1-2] </w:t>
+      </w:r>
+      <w:r>
+        <w:rPr>
+          <w:rFonts w:hint="eastAsia"/>
+        </w:rPr>
+        <w:t>S</w:t>
+      </w:r>
+      <w:r>
+        <w:t xml:space="preserve">eurat object </w:t>
+      </w:r>
+      <w:r>
+        <w:rPr>
+          <w:rFonts w:hint="eastAsia"/>
+        </w:rPr>
+        <w:t>생성</w:t>
+      </w:r>
+      <w:r>
+        <w:rPr>
+          <w:rFonts w:hint="eastAsia"/>
+        </w:rPr>
+        <w:t xml:space="preserve"> </w:t>
+      </w:r>
+      <w:r>
+        <w:t>– 3</w:t>
+      </w:r>
+      <w:r>
+        <w:rPr>
+          <w:rFonts w:hint="eastAsia"/>
+        </w:rPr>
+        <w:t>개 파일을 통으로 저장</w:t>
+      </w:r>
+      <w:r>
+        <w:rPr>
+          <w:rFonts w:hint="eastAsia"/>
+        </w:rPr>
+        <w:t xml:space="preserve"> </w:t>
+      </w:r>
+      <w:r>
+        <w:t xml:space="preserve">(QC </w:t>
+      </w:r>
+      <w:r>
+        <w:rPr>
+          <w:rFonts w:hint="eastAsia"/>
+        </w:rPr>
+        <w:t>할 준비 완료)</w:t>
+      </w:r>
+    </w:p>
+    <w:p>
+      <w:pPr>
+        <w:widowControl/>
+        <w:wordWrap/>
+        <w:autoSpaceDE/>
+        <w:autoSpaceDN/>
+        <w:rPr>
+          <w:b/>
+        </w:rPr>
+      </w:pPr>
+    </w:p>
+    <w:p>
+      <w:pPr>
+        <w:widowControl/>
+        <w:wordWrap/>
+        <w:autoSpaceDE/>
+        <w:autoSpaceDN/>
+        <w:rPr>
+          <w:b/>
+        </w:rPr>
+      </w:pPr>
+      <w:r>
+        <w:rPr>
+          <w:b/>
+        </w:rPr>
+        <w:t xml:space="preserve">[2. QC &amp; Trimming] 세포 필터링 (Filter) </w:t>
+      </w:r>
+      <w:r>
+        <w:rPr>
+          <w:rFonts w:ascii="Segoe UI Emoji" w:hAnsi="Segoe UI Emoji" w:cs="Segoe UI Emoji"/>
+          <w:b/>
+        </w:rPr>
+        <w:t>➡</w:t>
+      </w:r>
+      <w:r>
+        <w:rPr>
+          <w:b/>
+        </w:rPr>
+        <w:t>️ 그래프 확인 후 수동 컷!</w:t>
+      </w:r>
+    </w:p>
+    <w:p>
+      <w:pPr>
+        <w:widowControl/>
+        <w:wordWrap/>
+        <w:autoSpaceDE/>
+        <w:autoSpaceDN/>
+        <w:rPr>
+          <w:b/>
+        </w:rPr>
+      </w:pPr>
+      <w:r>
+        <w:rPr>
+          <w:rFonts w:hint="eastAsia"/>
+          <w:b/>
+        </w:rPr>
+        <w:t>F</w:t>
+      </w:r>
+      <w:r>
+        <w:rPr>
+          <w:b/>
+        </w:rPr>
+        <w:t xml:space="preserve">astQC </w:t>
+      </w:r>
+      <w:r>
+        <w:rPr>
+          <w:rFonts w:hint="eastAsia"/>
+          <w:b/>
+        </w:rPr>
+        <w:t>결과 보고,</w:t>
+      </w:r>
+      <w:r>
+        <w:rPr>
+          <w:b/>
+        </w:rPr>
+        <w:t xml:space="preserve"> trimming </w:t>
+      </w:r>
+      <w:r>
+        <w:rPr>
+          <w:rFonts w:hint="eastAsia"/>
+          <w:b/>
+        </w:rPr>
+        <w:t>할지 결정</w:t>
+      </w:r>
+    </w:p>
+    <w:p>
+      <w:pPr>
+        <w:widowControl/>
+        <w:wordWrap/>
+        <w:autoSpaceDE/>
+        <w:autoSpaceDN/>
       </w:pPr>
       <w:r>
         <w:t xml:space="preserve">   </w:t>
@@ -230,238 +419,44 @@
         <w:t>️</w:t>
       </w:r>
       <w:r>
-        <w:rPr>
-          <w:rFonts w:hint="eastAsia"/>
-        </w:rPr>
-        <w:t>데이터</w:t>
-      </w:r>
-      <w:r>
-        <w:t xml:space="preserve"> 로드</w:t>
-      </w:r>
-    </w:p>
-    <w:p>
-      <w:pPr>
-        <w:widowControl/>
-        <w:wordWrap/>
-        <w:autoSpaceDE/>
-        <w:autoSpaceDN/>
-      </w:pPr>
-      <w:r>
-        <w:t xml:space="preserve">Seurat(R) 또는 </w:t>
+        <w:t>'바이올린 플롯(</w:t>
       </w:r>
       <w:proofErr w:type="spellStart"/>
       <w:r>
-        <w:t>Scanpy</w:t>
+        <w:t>VlnPlot</w:t>
       </w:r>
       <w:proofErr w:type="spellEnd"/>
       <w:r>
-        <w:t>(Python)로 matrix 읽기</w:t>
-      </w:r>
-    </w:p>
-    <w:p>
-      <w:pPr>
-        <w:widowControl/>
-        <w:wordWrap/>
-        <w:autoSpaceDE/>
-        <w:autoSpaceDN/>
-      </w:pPr>
-      <w:r>
-        <w:rPr>
-          <w:rFonts w:hint="eastAsia"/>
-        </w:rPr>
-        <w:t>세포</w:t>
-      </w:r>
-      <w:r>
-        <w:t>(cell) × 유전자(gene) count matrix 생성</w:t>
-      </w:r>
-    </w:p>
-    <w:p>
-      <w:pPr>
-        <w:widowControl/>
-        <w:wordWrap/>
-        <w:autoSpaceDE/>
-        <w:autoSpaceDN/>
-        <w:rPr>
-          <w:rFonts w:hint="eastAsia"/>
-        </w:rPr>
-      </w:pPr>
-      <w:r>
-        <w:rPr>
-          <w:rFonts w:hint="eastAsia"/>
-        </w:rPr>
-        <w:t>[</w:t>
-      </w:r>
-      <w:r>
-        <w:t xml:space="preserve">1-2] </w:t>
-      </w:r>
-      <w:r>
-        <w:rPr>
-          <w:rFonts w:hint="eastAsia"/>
-        </w:rPr>
-        <w:t>S</w:t>
-      </w:r>
-      <w:r>
-        <w:t xml:space="preserve">eurat object </w:t>
-      </w:r>
-      <w:r>
-        <w:rPr>
-          <w:rFonts w:hint="eastAsia"/>
-        </w:rPr>
-        <w:t>생성</w:t>
-      </w:r>
-      <w:r>
-        <w:rPr>
-          <w:rFonts w:hint="eastAsia"/>
-        </w:rPr>
-        <w:t xml:space="preserve"> </w:t>
-      </w:r>
-      <w:r>
-        <w:t>– 3</w:t>
-      </w:r>
-      <w:r>
-        <w:rPr>
-          <w:rFonts w:hint="eastAsia"/>
-        </w:rPr>
-        <w:t>개 파일을 통으로 저장</w:t>
-      </w:r>
-      <w:r>
-        <w:rPr>
-          <w:rFonts w:hint="eastAsia"/>
-        </w:rPr>
-        <w:t xml:space="preserve"> </w:t>
-      </w:r>
-      <w:r>
-        <w:t xml:space="preserve">(QC </w:t>
-      </w:r>
-      <w:r>
-        <w:rPr>
-          <w:rFonts w:hint="eastAsia"/>
-        </w:rPr>
-        <w:t>할 준비 완료)</w:t>
-      </w:r>
-    </w:p>
-    <w:p>
-      <w:pPr>
-        <w:widowControl/>
-        <w:wordWrap/>
-        <w:autoSpaceDE/>
-        <w:autoSpaceDN/>
-        <w:rPr>
-          <w:b/>
-        </w:rPr>
-      </w:pPr>
-      <w:r>
-        <w:rPr>
-          <w:b/>
-        </w:rPr>
-        <w:t xml:space="preserve">[2. QC &amp; Trimming] 세포 필터링 (Filter) </w:t>
-      </w:r>
-      <w:r>
-        <w:rPr>
-          <w:rFonts w:ascii="Segoe UI Emoji" w:hAnsi="Segoe UI Emoji" w:cs="Segoe UI Emoji"/>
-          <w:b/>
-        </w:rPr>
-        <w:t>➡</w:t>
-      </w:r>
-      <w:r>
-        <w:rPr>
-          <w:b/>
-        </w:rPr>
-        <w:t>️ 그래프 확인 후 수동 컷!</w:t>
-      </w:r>
-    </w:p>
-    <w:p>
-      <w:pPr>
-        <w:widowControl/>
-        <w:wordWrap/>
-        <w:autoSpaceDE/>
-        <w:autoSpaceDN/>
-        <w:rPr>
-          <w:rFonts w:hint="eastAsia"/>
-          <w:b/>
-        </w:rPr>
-      </w:pPr>
-      <w:proofErr w:type="spellStart"/>
-      <w:r>
-        <w:rPr>
-          <w:rFonts w:hint="eastAsia"/>
-          <w:b/>
-        </w:rPr>
-        <w:t>F</w:t>
-      </w:r>
-      <w:r>
-        <w:rPr>
-          <w:b/>
-        </w:rPr>
-        <w:t>astQC</w:t>
-      </w:r>
-      <w:proofErr w:type="spellEnd"/>
-      <w:r>
-        <w:rPr>
-          <w:b/>
-        </w:rPr>
-        <w:t xml:space="preserve"> </w:t>
-      </w:r>
-      <w:r>
-        <w:rPr>
-          <w:rFonts w:hint="eastAsia"/>
-          <w:b/>
-        </w:rPr>
-        <w:t>결과 보고,</w:t>
-      </w:r>
-      <w:r>
-        <w:rPr>
-          <w:b/>
-        </w:rPr>
-        <w:t xml:space="preserve"> trimming </w:t>
-      </w:r>
-      <w:r>
-        <w:rPr>
-          <w:rFonts w:hint="eastAsia"/>
-          <w:b/>
-        </w:rPr>
-        <w:t>할지 결정</w:t>
-      </w:r>
-    </w:p>
-    <w:p>
-      <w:pPr>
-        <w:widowControl/>
-        <w:wordWrap/>
-        <w:autoSpaceDE/>
-        <w:autoSpaceDN/>
-      </w:pPr>
-      <w:r>
-        <w:t xml:space="preserve">   </w:t>
-      </w:r>
-      <w:r>
-        <w:rPr>
-          <w:rFonts w:ascii="Segoe UI Emoji" w:hAnsi="Segoe UI Emoji" w:cs="Segoe UI Emoji"/>
-        </w:rPr>
-        <w:t>⬇</w:t>
-      </w:r>
-      <w:r>
-        <w:t>️</w:t>
-      </w:r>
-      <w:r>
-        <w:t>'바이올린 플롯(</w:t>
-      </w:r>
-      <w:proofErr w:type="spellStart"/>
-      <w:r>
-        <w:t>VlnPlot</w:t>
-      </w:r>
-      <w:proofErr w:type="spellEnd"/>
-      <w:r>
-        <w:t>)'이라는 그래프로 그려서 눈으로 확인합니다. 그 후 너무 품질이 떨어지는 세포들을 잘라냅니다(Trimming)</w:t>
-      </w:r>
-    </w:p>
-    <w:p>
-      <w:pPr>
-        <w:widowControl/>
-        <w:wordWrap/>
-        <w:autoSpaceDE/>
-        <w:autoSpaceDN/>
-      </w:pPr>
-      <w:r>
+        <w:t>)'이라는 그래프로 그려서 눈으로 확인</w:t>
+      </w:r>
+      <w:r>
+        <w:rPr>
+          <w:rFonts w:hint="eastAsia"/>
+        </w:rPr>
+        <w:t xml:space="preserve">, </w:t>
+      </w:r>
+      <w:r>
+        <w:t>그 후 너무 품질이 떨어지는 세포들을 (Trimming)</w:t>
+      </w:r>
+    </w:p>
+    <w:p>
+      <w:pPr>
+        <w:widowControl/>
+        <w:wordWrap/>
+        <w:autoSpaceDE/>
+        <w:autoSpaceDN/>
+        <w:rPr>
+          <w:color w:val="808080" w:themeColor="background1" w:themeShade="80"/>
+          <w:sz w:val="16"/>
+          <w:szCs w:val="18"/>
+        </w:rPr>
+      </w:pPr>
+      <w:r>
+        <w:rPr>
+          <w:color w:val="808080" w:themeColor="background1" w:themeShade="80"/>
+          <w:sz w:val="16"/>
+          <w:szCs w:val="18"/>
+        </w:rPr>
         <w:t xml:space="preserve">(예: </w:t>
       </w:r>
     </w:p>
@@ -476,51 +471,103 @@
         <w:wordWrap/>
         <w:autoSpaceDE/>
         <w:autoSpaceDN/>
-        <w:ind w:leftChars="0"/>
-      </w:pPr>
-      <w:r>
+        <w:ind w:leftChars="200"/>
+        <w:rPr>
+          <w:color w:val="808080" w:themeColor="background1" w:themeShade="80"/>
+          <w:sz w:val="16"/>
+          <w:szCs w:val="18"/>
+        </w:rPr>
+      </w:pPr>
+      <w:r>
+        <w:rPr>
+          <w:color w:val="808080" w:themeColor="background1" w:themeShade="80"/>
+          <w:sz w:val="16"/>
+          <w:szCs w:val="18"/>
+        </w:rPr>
         <w:t>유전자 수가 200개 미만이거나 2500개 이상인 세포</w:t>
       </w:r>
       <w:r>
         <w:rPr>
           <w:rFonts w:hint="eastAsia"/>
+          <w:color w:val="808080" w:themeColor="background1" w:themeShade="80"/>
+          <w:sz w:val="16"/>
+          <w:szCs w:val="18"/>
         </w:rPr>
         <w:t>(</w:t>
       </w:r>
       <w:r>
+        <w:rPr>
+          <w:color w:val="808080" w:themeColor="background1" w:themeShade="80"/>
+          <w:sz w:val="16"/>
+          <w:szCs w:val="18"/>
+        </w:rPr>
         <w:t>doublet)</w:t>
       </w:r>
       <w:r>
+        <w:rPr>
+          <w:color w:val="808080" w:themeColor="background1" w:themeShade="80"/>
+          <w:sz w:val="16"/>
+          <w:szCs w:val="18"/>
+        </w:rPr>
         <w:t xml:space="preserve">, </w:t>
       </w:r>
       <w:r>
         <w:rPr>
           <w:rFonts w:hint="eastAsia"/>
+          <w:color w:val="808080" w:themeColor="background1" w:themeShade="80"/>
+          <w:sz w:val="16"/>
+          <w:szCs w:val="18"/>
         </w:rPr>
         <w:t>건강한 세포와 달리</w:t>
       </w:r>
       <w:r>
+        <w:rPr>
+          <w:color w:val="808080" w:themeColor="background1" w:themeShade="80"/>
+          <w:sz w:val="16"/>
+          <w:szCs w:val="18"/>
+        </w:rPr>
         <w:t xml:space="preserve">, </w:t>
       </w:r>
       <w:r>
+        <w:rPr>
+          <w:color w:val="808080" w:themeColor="background1" w:themeShade="80"/>
+          <w:sz w:val="16"/>
+          <w:szCs w:val="18"/>
+        </w:rPr>
         <w:t>미토콘드리아가 5% 이상인 죽은 세포 컷!)</w:t>
       </w:r>
       <w:r>
+        <w:rPr>
+          <w:color w:val="808080" w:themeColor="background1" w:themeShade="80"/>
+          <w:sz w:val="16"/>
+          <w:szCs w:val="18"/>
+        </w:rPr>
         <w:t xml:space="preserve">-&gt; </w:t>
       </w:r>
       <w:proofErr w:type="gramStart"/>
       <w:r>
         <w:rPr>
           <w:rFonts w:hint="eastAsia"/>
+          <w:color w:val="808080" w:themeColor="background1" w:themeShade="80"/>
+          <w:sz w:val="16"/>
+          <w:szCs w:val="18"/>
         </w:rPr>
         <w:t>m</w:t>
       </w:r>
       <w:r>
+        <w:rPr>
+          <w:color w:val="808080" w:themeColor="background1" w:themeShade="80"/>
+          <w:sz w:val="16"/>
+          <w:szCs w:val="18"/>
+        </w:rPr>
         <w:t xml:space="preserve">itochondria </w:t>
       </w:r>
       <w:r>
         <w:rPr>
           <w:rFonts w:hint="eastAsia"/>
+          <w:color w:val="808080" w:themeColor="background1" w:themeShade="80"/>
+          <w:sz w:val="16"/>
+          <w:szCs w:val="18"/>
         </w:rPr>
         <w:t>의</w:t>
       </w:r>
@@ -528,19 +575,35 @@
       <w:r>
         <w:rPr>
           <w:rFonts w:hint="eastAsia"/>
+          <w:color w:val="808080" w:themeColor="background1" w:themeShade="80"/>
+          <w:sz w:val="16"/>
+          <w:szCs w:val="18"/>
         </w:rPr>
         <w:t xml:space="preserve"> 비율 계산 </w:t>
       </w:r>
       <w:r>
+        <w:rPr>
+          <w:color w:val="808080" w:themeColor="background1" w:themeShade="80"/>
+          <w:sz w:val="16"/>
+          <w:szCs w:val="18"/>
+        </w:rPr>
         <w:t>(</w:t>
       </w:r>
       <w:r>
         <w:rPr>
           <w:rFonts w:hint="eastAsia"/>
+          <w:color w:val="808080" w:themeColor="background1" w:themeShade="80"/>
+          <w:sz w:val="16"/>
+          <w:szCs w:val="18"/>
         </w:rPr>
         <w:t xml:space="preserve">유전자 이름이 </w:t>
       </w:r>
       <w:r>
+        <w:rPr>
+          <w:color w:val="808080" w:themeColor="background1" w:themeShade="80"/>
+          <w:sz w:val="16"/>
+          <w:szCs w:val="18"/>
+        </w:rPr>
         <w:t>MT-)</w:t>
       </w:r>
     </w:p>
@@ -562,6 +625,12 @@
         <w:t>2-2]</w:t>
       </w:r>
       <w:r>
+        <w:rPr>
+          <w:rFonts w:hint="eastAsia"/>
+        </w:rPr>
+        <w:t xml:space="preserve"> </w:t>
+      </w:r>
+      <w:r>
         <w:t>QC</w:t>
       </w:r>
       <w:r>
@@ -656,6 +725,26 @@
         </w:rPr>
         <w:t xml:space="preserve"> 검출된 유전자 수</w:t>
       </w:r>
+      <w:r>
+        <w:rPr>
+          <w:rFonts w:hint="eastAsia"/>
+          <w:sz w:val="14"/>
+        </w:rPr>
+        <w:t xml:space="preserve"> </w:t>
+      </w:r>
+      <w:r>
+        <w:rPr>
+          <w:rFonts w:hint="eastAsia"/>
+          <w:sz w:val="14"/>
+        </w:rPr>
+        <w:t>너무</w:t>
+      </w:r>
+      <w:r>
+        <w:rPr>
+          <w:sz w:val="14"/>
+        </w:rPr>
+        <w:t xml:space="preserve"> 낮으면 죽은 세포나 빈 droplet 의심</w:t>
+      </w:r>
     </w:p>
     <w:p>
       <w:pPr>
@@ -673,13 +762,298 @@
           <w:rFonts w:hint="eastAsia"/>
           <w:sz w:val="14"/>
         </w:rPr>
+        <w:t>e</w:t>
+      </w:r>
+      <w:r>
+        <w:rPr>
+          <w:sz w:val="14"/>
+        </w:rPr>
+        <w:t>.g.,) A cell</w:t>
+      </w:r>
+      <w:r>
+        <w:rPr>
+          <w:rFonts w:hint="eastAsia"/>
+          <w:sz w:val="14"/>
+        </w:rPr>
+        <w:t xml:space="preserve">에서 </w:t>
+      </w:r>
+    </w:p>
+    <w:p>
+      <w:pPr>
+        <w:widowControl/>
+        <w:wordWrap/>
+        <w:autoSpaceDE/>
+        <w:autoSpaceDN/>
+        <w:ind w:left="400"/>
+        <w:rPr>
+          <w:sz w:val="14"/>
+        </w:rPr>
+      </w:pPr>
+      <w:proofErr w:type="spellStart"/>
+      <w:r>
+        <w:rPr>
+          <w:sz w:val="14"/>
+        </w:rPr>
+        <w:t>GeneA</w:t>
+      </w:r>
+      <w:proofErr w:type="spellEnd"/>
+      <w:r>
+        <w:rPr>
+          <w:sz w:val="14"/>
+        </w:rPr>
+        <w:t xml:space="preserve"> </w:t>
+      </w:r>
+      <w:proofErr w:type="gramStart"/>
+      <w:r>
+        <w:rPr>
+          <w:sz w:val="14"/>
+        </w:rPr>
+        <w:t>RNA :</w:t>
+      </w:r>
+      <w:proofErr w:type="gramEnd"/>
+      <w:r>
+        <w:rPr>
+          <w:sz w:val="14"/>
+        </w:rPr>
+        <w:t xml:space="preserve"> 10개 관측</w:t>
+      </w:r>
+      <w:r>
+        <w:rPr>
+          <w:sz w:val="14"/>
+        </w:rPr>
+        <w:tab/>
+      </w:r>
+      <w:proofErr w:type="spellStart"/>
+      <w:r>
+        <w:rPr>
+          <w:sz w:val="14"/>
+        </w:rPr>
+        <w:t>GeneB</w:t>
+      </w:r>
+      <w:proofErr w:type="spellEnd"/>
+      <w:r>
+        <w:rPr>
+          <w:sz w:val="14"/>
+        </w:rPr>
+        <w:t xml:space="preserve"> </w:t>
+      </w:r>
+      <w:proofErr w:type="gramStart"/>
+      <w:r>
+        <w:rPr>
+          <w:sz w:val="14"/>
+        </w:rPr>
+        <w:t>RNA :</w:t>
+      </w:r>
+      <w:proofErr w:type="gramEnd"/>
+      <w:r>
+        <w:rPr>
+          <w:sz w:val="14"/>
+        </w:rPr>
+        <w:t xml:space="preserve"> 5개 관측</w:t>
+      </w:r>
+    </w:p>
+    <w:p>
+      <w:pPr>
+        <w:widowControl/>
+        <w:wordWrap/>
+        <w:autoSpaceDE/>
+        <w:autoSpaceDN/>
+        <w:ind w:left="400"/>
+        <w:rPr>
+          <w:sz w:val="14"/>
+        </w:rPr>
+      </w:pPr>
+      <w:r>
+        <w:rPr>
+          <w:sz w:val="14"/>
+        </w:rPr>
+        <w:t xml:space="preserve">GeneC </w:t>
+      </w:r>
+      <w:proofErr w:type="gramStart"/>
+      <w:r>
+        <w:rPr>
+          <w:sz w:val="14"/>
+        </w:rPr>
+        <w:t>RNA :</w:t>
+      </w:r>
+      <w:proofErr w:type="gramEnd"/>
+      <w:r>
+        <w:rPr>
+          <w:sz w:val="14"/>
+        </w:rPr>
+        <w:t xml:space="preserve"> 안 보임</w:t>
+      </w:r>
+      <w:r>
+        <w:rPr>
+          <w:sz w:val="14"/>
+        </w:rPr>
+        <w:tab/>
+      </w:r>
+      <w:proofErr w:type="spellStart"/>
+      <w:r>
+        <w:rPr>
+          <w:sz w:val="14"/>
+        </w:rPr>
+        <w:t>GeneD</w:t>
+      </w:r>
+      <w:proofErr w:type="spellEnd"/>
+      <w:r>
+        <w:rPr>
+          <w:sz w:val="14"/>
+        </w:rPr>
+        <w:t xml:space="preserve"> </w:t>
+      </w:r>
+      <w:proofErr w:type="gramStart"/>
+      <w:r>
+        <w:rPr>
+          <w:sz w:val="14"/>
+        </w:rPr>
+        <w:t>RNA :</w:t>
+      </w:r>
+      <w:proofErr w:type="gramEnd"/>
+      <w:r>
+        <w:rPr>
+          <w:sz w:val="14"/>
+        </w:rPr>
+        <w:t xml:space="preserve"> 20개 관측</w:t>
+      </w:r>
+    </w:p>
+    <w:p>
+      <w:pPr>
+        <w:widowControl/>
+        <w:wordWrap/>
+        <w:autoSpaceDE/>
+        <w:autoSpaceDN/>
+        <w:ind w:left="400"/>
+        <w:rPr>
+          <w:b/>
+          <w:sz w:val="14"/>
+        </w:rPr>
+      </w:pPr>
+      <w:proofErr w:type="spellStart"/>
+      <w:r>
+        <w:rPr>
+          <w:b/>
+          <w:sz w:val="14"/>
+        </w:rPr>
+        <w:t>nCount_RNA</w:t>
+      </w:r>
+      <w:proofErr w:type="spellEnd"/>
+      <w:r>
+        <w:rPr>
+          <w:b/>
+          <w:sz w:val="14"/>
+        </w:rPr>
+        <w:t xml:space="preserve">= </w:t>
+      </w:r>
+      <w:r>
+        <w:rPr>
+          <w:rFonts w:hint="eastAsia"/>
+          <w:b/>
+          <w:sz w:val="14"/>
+        </w:rPr>
+        <w:t>그</w:t>
+      </w:r>
+      <w:r>
+        <w:rPr>
+          <w:b/>
+          <w:sz w:val="14"/>
+        </w:rPr>
+        <w:t xml:space="preserve"> 유전자 RNA가 그 세포에서 몇 번 관측됐는가"</w:t>
+      </w:r>
+    </w:p>
+    <w:p>
+      <w:pPr>
+        <w:widowControl/>
+        <w:wordWrap/>
+        <w:autoSpaceDE/>
+        <w:autoSpaceDN/>
+        <w:ind w:left="400"/>
+        <w:rPr>
+          <w:b/>
+          <w:bCs/>
+          <w:sz w:val="14"/>
+        </w:rPr>
+      </w:pPr>
+      <w:r>
+        <w:rPr>
+          <w:rFonts w:hint="eastAsia"/>
+          <w:b/>
+          <w:bCs/>
+          <w:sz w:val="14"/>
+        </w:rPr>
+        <w:t>총</w:t>
+      </w:r>
+      <w:r>
+        <w:rPr>
+          <w:b/>
+          <w:bCs/>
+          <w:sz w:val="14"/>
+        </w:rPr>
+        <w:t xml:space="preserve"> UMI(count) </w:t>
+      </w:r>
+      <w:proofErr w:type="spellStart"/>
+      <w:r>
+        <w:rPr>
+          <w:b/>
+          <w:bCs/>
+          <w:sz w:val="14"/>
+        </w:rPr>
+        <w:t>수</w:t>
+      </w:r>
+      <w:r>
+        <w:rPr>
+          <w:rFonts w:hint="eastAsia"/>
+          <w:b/>
+          <w:bCs/>
+          <w:sz w:val="14"/>
+        </w:rPr>
+        <w:t>랑</w:t>
+      </w:r>
+      <w:proofErr w:type="spellEnd"/>
+      <w:r>
+        <w:rPr>
+          <w:rFonts w:hint="eastAsia"/>
+          <w:b/>
+          <w:bCs/>
+          <w:sz w:val="14"/>
+        </w:rPr>
+        <w:t xml:space="preserve"> 같은 말</w:t>
+      </w:r>
+      <w:r>
+        <w:rPr>
+          <w:rFonts w:hint="eastAsia"/>
+          <w:b/>
+          <w:bCs/>
+          <w:sz w:val="14"/>
+        </w:rPr>
+        <w:t xml:space="preserve"> </w:t>
+      </w:r>
+      <w:r>
+        <w:rPr>
+          <w:rFonts w:hint="eastAsia"/>
+          <w:b/>
+          <w:bCs/>
+          <w:sz w:val="14"/>
+        </w:rPr>
         <w:t>너무</w:t>
       </w:r>
       <w:r>
         <w:rPr>
-          <w:sz w:val="14"/>
-        </w:rPr>
-        <w:t xml:space="preserve"> 낮으면 죽은 세포나 빈 droplet 의심</w:t>
+          <w:b/>
+          <w:bCs/>
+          <w:sz w:val="14"/>
+        </w:rPr>
+        <w:t xml:space="preserve"> 낮거나 너무 높으면 문제 가능</w:t>
+      </w:r>
+      <w:r>
+        <w:rPr>
+          <w:rFonts w:hint="eastAsia"/>
+          <w:b/>
+          <w:bCs/>
+          <w:sz w:val="14"/>
+        </w:rPr>
+        <w:t xml:space="preserve"> </w:t>
       </w:r>
     </w:p>
     <w:p>
@@ -704,14 +1078,61 @@
         <w:rPr>
           <w:sz w:val="14"/>
         </w:rPr>
-        <w:t>.g.,) A cell</w:t>
-      </w:r>
-      <w:r>
-        <w:rPr>
-          <w:rFonts w:hint="eastAsia"/>
-          <w:sz w:val="14"/>
-        </w:rPr>
-        <w:t xml:space="preserve">에서 </w:t>
+        <w:t xml:space="preserve">.g.,) </w:t>
+      </w:r>
+      <w:proofErr w:type="spellStart"/>
+      <w:r>
+        <w:rPr>
+          <w:sz w:val="14"/>
+        </w:rPr>
+        <w:t>A</w:t>
+      </w:r>
+      <w:r>
+        <w:rPr>
+          <w:rFonts w:hint="eastAsia"/>
+          <w:sz w:val="14"/>
+        </w:rPr>
+        <w:t>c</w:t>
+      </w:r>
+      <w:r>
+        <w:rPr>
+          <w:sz w:val="14"/>
+        </w:rPr>
+        <w:t>ell</w:t>
+      </w:r>
+      <w:proofErr w:type="spellEnd"/>
+      <w:r>
+        <w:rPr>
+          <w:rFonts w:hint="eastAsia"/>
+          <w:sz w:val="14"/>
+        </w:rPr>
+        <w:t xml:space="preserve">에 대한 모든 </w:t>
+      </w:r>
+      <w:r>
+        <w:rPr>
+          <w:sz w:val="14"/>
+        </w:rPr>
+        <w:t>gene</w:t>
+      </w:r>
+      <w:r>
+        <w:rPr>
+          <w:rFonts w:hint="eastAsia"/>
+          <w:sz w:val="14"/>
+        </w:rPr>
+        <w:t xml:space="preserve">의 </w:t>
+      </w:r>
+      <w:r>
+        <w:rPr>
+          <w:sz w:val="14"/>
+        </w:rPr>
+        <w:t xml:space="preserve">RNA </w:t>
+      </w:r>
+      <w:r>
+        <w:rPr>
+          <w:rFonts w:hint="eastAsia"/>
+          <w:sz w:val="14"/>
+        </w:rPr>
+        <w:t xml:space="preserve">수  </w:t>
       </w:r>
     </w:p>
     <w:p>
@@ -722,37 +1143,179 @@
         <w:autoSpaceDN/>
         <w:ind w:left="400"/>
         <w:rPr>
-          <w:sz w:val="14"/>
-        </w:rPr>
-      </w:pPr>
+          <w:b/>
+          <w:bCs/>
+          <w:sz w:val="14"/>
+        </w:rPr>
+      </w:pPr>
+      <w:r>
+        <w:rPr>
+          <w:b/>
+          <w:bCs/>
+          <w:sz w:val="14"/>
+        </w:rPr>
+        <w:t>percent.mt</w:t>
+      </w:r>
+      <w:r>
+        <w:rPr>
+          <w:rFonts w:hint="eastAsia"/>
+          <w:b/>
+          <w:bCs/>
+          <w:sz w:val="14"/>
+        </w:rPr>
+        <w:t xml:space="preserve">: </w:t>
+      </w:r>
+      <w:r>
+        <w:rPr>
+          <w:rFonts w:hint="eastAsia"/>
+          <w:b/>
+          <w:bCs/>
+          <w:sz w:val="14"/>
+        </w:rPr>
+        <w:t>미토콘드리아</w:t>
+      </w:r>
+      <w:r>
+        <w:rPr>
+          <w:b/>
+          <w:bCs/>
+          <w:sz w:val="14"/>
+        </w:rPr>
+        <w:t xml:space="preserve"> 유전자 비율</w:t>
+      </w:r>
+    </w:p>
+    <w:p>
+      <w:pPr>
+        <w:widowControl/>
+        <w:wordWrap/>
+        <w:autoSpaceDE/>
+        <w:autoSpaceDN/>
+        <w:ind w:left="400"/>
+        <w:rPr>
+          <w:sz w:val="14"/>
+        </w:rPr>
+      </w:pPr>
+      <w:r>
+        <w:rPr>
+          <w:rFonts w:hint="eastAsia"/>
+          <w:sz w:val="14"/>
+        </w:rPr>
+        <w:t>높으면</w:t>
+      </w:r>
+      <w:r>
+        <w:rPr>
+          <w:sz w:val="14"/>
+        </w:rPr>
+        <w:t xml:space="preserve"> 손상되거나 죽어가는 세포일 수 있음</w:t>
+      </w:r>
+    </w:p>
+    <w:p>
+      <w:pPr>
+        <w:widowControl/>
+        <w:wordWrap/>
+        <w:autoSpaceDE/>
+        <w:autoSpaceDN/>
+        <w:ind w:left="400"/>
+        <w:rPr>
+          <w:sz w:val="14"/>
+        </w:rPr>
+      </w:pPr>
+    </w:p>
+    <w:p>
+      <w:pPr>
+        <w:widowControl/>
+        <w:wordWrap/>
+        <w:autoSpaceDE/>
+        <w:autoSpaceDN/>
+        <w:ind w:left="400"/>
+        <w:rPr>
+          <w:sz w:val="14"/>
+        </w:rPr>
+      </w:pPr>
+    </w:p>
+    <w:p>
+      <w:pPr>
+        <w:widowControl/>
+        <w:wordWrap/>
+        <w:autoSpaceDE/>
+        <w:autoSpaceDN/>
+        <w:ind w:left="400"/>
+        <w:rPr>
+          <w:sz w:val="14"/>
+        </w:rPr>
+      </w:pPr>
+    </w:p>
+    <w:p>
+      <w:pPr>
+        <w:widowControl/>
+        <w:wordWrap/>
+        <w:autoSpaceDE/>
+        <w:autoSpaceDN/>
+        <w:ind w:left="400"/>
+        <w:rPr>
+          <w:rFonts w:hint="eastAsia"/>
+          <w:sz w:val="14"/>
+        </w:rPr>
+      </w:pPr>
+    </w:p>
+    <w:p>
+      <w:pPr>
+        <w:widowControl/>
+        <w:wordWrap/>
+        <w:autoSpaceDE/>
+        <w:autoSpaceDN/>
+        <w:ind w:left="400"/>
+      </w:pPr>
+      <w:r>
+        <w:rPr>
+          <w:rFonts w:hint="eastAsia"/>
+        </w:rPr>
+        <w:lastRenderedPageBreak/>
+        <w:t>[</w:t>
+      </w:r>
+      <w:r>
+        <w:t xml:space="preserve">2-3] </w:t>
+      </w:r>
+      <w:r>
+        <w:rPr>
+          <w:rFonts w:hint="eastAsia"/>
+        </w:rPr>
+        <w:t>Q</w:t>
+      </w:r>
+      <w:r>
+        <w:t xml:space="preserve">C </w:t>
+      </w:r>
+      <w:r>
+        <w:rPr>
+          <w:rFonts w:hint="eastAsia"/>
+        </w:rPr>
+        <w:t xml:space="preserve">지표에 맞춰서 바이올린 플롯 그리기 </w:t>
+      </w:r>
+    </w:p>
+    <w:p>
+      <w:pPr>
+        <w:widowControl/>
+        <w:wordWrap/>
+        <w:autoSpaceDE/>
+        <w:autoSpaceDN/>
+        <w:ind w:left="400"/>
+      </w:pPr>
+      <w:r>
+        <w:t xml:space="preserve">Input </w:t>
+      </w:r>
       <w:proofErr w:type="spellStart"/>
       <w:r>
         <w:rPr>
-          <w:sz w:val="14"/>
-        </w:rPr>
-        <w:t>GeneA</w:t>
+          <w:rFonts w:hint="eastAsia"/>
+        </w:rPr>
+        <w:t>d</w:t>
+      </w:r>
+      <w:r>
+        <w:t>ataframe</w:t>
       </w:r>
       <w:proofErr w:type="spellEnd"/>
       <w:r>
-        <w:rPr>
-          <w:sz w:val="14"/>
-        </w:rPr>
         <w:t xml:space="preserve"> </w:t>
       </w:r>
-      <w:proofErr w:type="gramStart"/>
-      <w:r>
-        <w:rPr>
-          <w:sz w:val="14"/>
-        </w:rPr>
-        <w:t>RNA :</w:t>
-      </w:r>
-      <w:proofErr w:type="gramEnd"/>
-      <w:r>
-        <w:rPr>
-          <w:sz w:val="14"/>
-        </w:rPr>
-        <w:t xml:space="preserve"> 10개 관측</w:t>
-      </w:r>
     </w:p>
     <w:p>
       <w:pPr>
@@ -761,441 +1324,11 @@
         <w:autoSpaceDE/>
         <w:autoSpaceDN/>
         <w:ind w:left="400"/>
-        <w:rPr>
-          <w:sz w:val="14"/>
-        </w:rPr>
-      </w:pPr>
-      <w:proofErr w:type="spellStart"/>
-      <w:r>
-        <w:rPr>
-          <w:sz w:val="14"/>
-        </w:rPr>
-        <w:t>GeneB</w:t>
-      </w:r>
-      <w:proofErr w:type="spellEnd"/>
-      <w:r>
-        <w:rPr>
-          <w:sz w:val="14"/>
-        </w:rPr>
-        <w:t xml:space="preserve"> </w:t>
-      </w:r>
-      <w:proofErr w:type="gramStart"/>
-      <w:r>
-        <w:rPr>
-          <w:sz w:val="14"/>
-        </w:rPr>
-        <w:t>RNA :</w:t>
-      </w:r>
-      <w:proofErr w:type="gramEnd"/>
-      <w:r>
-        <w:rPr>
-          <w:sz w:val="14"/>
-        </w:rPr>
-        <w:t xml:space="preserve"> 5개 관측</w:t>
-      </w:r>
-    </w:p>
-    <w:p>
-      <w:pPr>
-        <w:widowControl/>
-        <w:wordWrap/>
-        <w:autoSpaceDE/>
-        <w:autoSpaceDN/>
-        <w:ind w:left="400"/>
-        <w:rPr>
-          <w:sz w:val="14"/>
-        </w:rPr>
-      </w:pPr>
-      <w:proofErr w:type="spellStart"/>
-      <w:r>
-        <w:rPr>
-          <w:sz w:val="14"/>
-        </w:rPr>
-        <w:t>GeneC</w:t>
-      </w:r>
-      <w:proofErr w:type="spellEnd"/>
-      <w:r>
-        <w:rPr>
-          <w:sz w:val="14"/>
-        </w:rPr>
-        <w:t xml:space="preserve"> </w:t>
-      </w:r>
-      <w:proofErr w:type="gramStart"/>
-      <w:r>
-        <w:rPr>
-          <w:sz w:val="14"/>
-        </w:rPr>
-        <w:t>RNA :</w:t>
-      </w:r>
-      <w:proofErr w:type="gramEnd"/>
-      <w:r>
-        <w:rPr>
-          <w:sz w:val="14"/>
-        </w:rPr>
-        <w:t xml:space="preserve"> 안 보임</w:t>
-      </w:r>
-    </w:p>
-    <w:p>
-      <w:pPr>
-        <w:widowControl/>
-        <w:wordWrap/>
-        <w:autoSpaceDE/>
-        <w:autoSpaceDN/>
-        <w:ind w:left="400"/>
-        <w:rPr>
-          <w:rFonts w:hint="eastAsia"/>
-          <w:sz w:val="14"/>
-        </w:rPr>
-      </w:pPr>
-      <w:proofErr w:type="spellStart"/>
-      <w:r>
-        <w:rPr>
-          <w:sz w:val="14"/>
-        </w:rPr>
-        <w:t>GeneD</w:t>
-      </w:r>
-      <w:proofErr w:type="spellEnd"/>
-      <w:r>
-        <w:rPr>
-          <w:sz w:val="14"/>
-        </w:rPr>
-        <w:t xml:space="preserve"> </w:t>
-      </w:r>
-      <w:proofErr w:type="gramStart"/>
-      <w:r>
-        <w:rPr>
-          <w:sz w:val="14"/>
-        </w:rPr>
-        <w:t>RNA :</w:t>
-      </w:r>
-      <w:proofErr w:type="gramEnd"/>
-      <w:r>
-        <w:rPr>
-          <w:sz w:val="14"/>
-        </w:rPr>
-        <w:t xml:space="preserve"> 20개 관측</w:t>
-      </w:r>
-    </w:p>
-    <w:p>
-      <w:pPr>
-        <w:widowControl/>
-        <w:wordWrap/>
-        <w:autoSpaceDE/>
-        <w:autoSpaceDN/>
-        <w:ind w:left="400"/>
-        <w:rPr>
-          <w:b/>
-          <w:sz w:val="14"/>
-        </w:rPr>
-      </w:pPr>
-      <w:proofErr w:type="spellStart"/>
-      <w:r>
-        <w:rPr>
-          <w:b/>
-          <w:sz w:val="14"/>
-        </w:rPr>
-        <w:t>nCount_RNA</w:t>
-      </w:r>
-      <w:proofErr w:type="spellEnd"/>
-      <w:r>
-        <w:rPr>
-          <w:b/>
-          <w:sz w:val="14"/>
-        </w:rPr>
-        <w:t xml:space="preserve">= </w:t>
-      </w:r>
-      <w:r>
-        <w:rPr>
-          <w:rFonts w:hint="eastAsia"/>
-          <w:b/>
-          <w:sz w:val="14"/>
-        </w:rPr>
-        <w:t>그</w:t>
-      </w:r>
-      <w:r>
-        <w:rPr>
-          <w:b/>
-          <w:sz w:val="14"/>
-        </w:rPr>
-        <w:t xml:space="preserve"> 유전자 RNA가 그 세포에서 몇 번 관측됐는가"</w:t>
-      </w:r>
-    </w:p>
-    <w:p>
-      <w:pPr>
-        <w:widowControl/>
-        <w:wordWrap/>
-        <w:autoSpaceDE/>
-        <w:autoSpaceDN/>
-        <w:ind w:left="400"/>
-        <w:rPr>
-          <w:sz w:val="14"/>
-        </w:rPr>
-      </w:pPr>
-      <w:r>
-        <w:rPr>
-          <w:rFonts w:hint="eastAsia"/>
-          <w:sz w:val="14"/>
-        </w:rPr>
-        <w:t>총</w:t>
-      </w:r>
-      <w:r>
-        <w:rPr>
-          <w:sz w:val="14"/>
-        </w:rPr>
-        <w:t xml:space="preserve"> UMI(count) 수</w:t>
-      </w:r>
-    </w:p>
-    <w:p>
-      <w:pPr>
-        <w:widowControl/>
-        <w:wordWrap/>
-        <w:autoSpaceDE/>
-        <w:autoSpaceDN/>
-        <w:ind w:left="400"/>
-        <w:rPr>
-          <w:sz w:val="14"/>
-        </w:rPr>
-      </w:pPr>
-      <w:r>
-        <w:rPr>
-          <w:rFonts w:hint="eastAsia"/>
-          <w:sz w:val="14"/>
-        </w:rPr>
-        <w:t>너무</w:t>
-      </w:r>
-      <w:r>
-        <w:rPr>
-          <w:sz w:val="14"/>
-        </w:rPr>
-        <w:t xml:space="preserve"> 낮거나 너무 높으면 문제 가능</w:t>
-      </w:r>
-      <w:r>
-        <w:rPr>
-          <w:rFonts w:hint="eastAsia"/>
-          <w:sz w:val="14"/>
-        </w:rPr>
-        <w:t xml:space="preserve"> </w:t>
-      </w:r>
-    </w:p>
-    <w:p>
-      <w:pPr>
-        <w:widowControl/>
-        <w:wordWrap/>
-        <w:autoSpaceDE/>
-        <w:autoSpaceDN/>
-        <w:ind w:left="400"/>
-        <w:rPr>
-          <w:rFonts w:hint="eastAsia"/>
-          <w:sz w:val="14"/>
-        </w:rPr>
-      </w:pPr>
-      <w:r>
-        <w:rPr>
-          <w:rFonts w:hint="eastAsia"/>
-          <w:sz w:val="14"/>
-        </w:rPr>
-        <w:t>e</w:t>
-      </w:r>
-      <w:r>
-        <w:rPr>
-          <w:sz w:val="14"/>
-        </w:rPr>
-        <w:t xml:space="preserve">.g.,) </w:t>
-      </w:r>
-      <w:proofErr w:type="spellStart"/>
-      <w:r>
-        <w:rPr>
-          <w:sz w:val="14"/>
-        </w:rPr>
-        <w:t>A</w:t>
-      </w:r>
-      <w:r>
-        <w:rPr>
-          <w:rFonts w:hint="eastAsia"/>
-          <w:sz w:val="14"/>
-        </w:rPr>
-        <w:t>c</w:t>
-      </w:r>
-      <w:r>
-        <w:rPr>
-          <w:sz w:val="14"/>
-        </w:rPr>
-        <w:t>ell</w:t>
-      </w:r>
-      <w:proofErr w:type="spellEnd"/>
-      <w:r>
-        <w:rPr>
-          <w:rFonts w:hint="eastAsia"/>
-          <w:sz w:val="14"/>
-        </w:rPr>
-        <w:t xml:space="preserve">에 대한 모든 </w:t>
-      </w:r>
-      <w:r>
-        <w:rPr>
-          <w:sz w:val="14"/>
-        </w:rPr>
-        <w:t>gene</w:t>
-      </w:r>
-      <w:r>
-        <w:rPr>
-          <w:rFonts w:hint="eastAsia"/>
-          <w:sz w:val="14"/>
-        </w:rPr>
-        <w:t xml:space="preserve">의 </w:t>
-      </w:r>
-      <w:r>
-        <w:rPr>
-          <w:sz w:val="14"/>
-        </w:rPr>
-        <w:t xml:space="preserve">RNA </w:t>
-      </w:r>
-      <w:r>
-        <w:rPr>
-          <w:rFonts w:hint="eastAsia"/>
-          <w:sz w:val="14"/>
-        </w:rPr>
-        <w:t xml:space="preserve">수  </w:t>
-      </w:r>
-    </w:p>
-    <w:p>
-      <w:pPr>
-        <w:widowControl/>
-        <w:wordWrap/>
-        <w:autoSpaceDE/>
-        <w:autoSpaceDN/>
-        <w:ind w:left="400"/>
-        <w:rPr>
-          <w:sz w:val="14"/>
-        </w:rPr>
-      </w:pPr>
-      <w:r>
-        <w:rPr>
-          <w:sz w:val="14"/>
-        </w:rPr>
-        <w:t>percent.mt</w:t>
-      </w:r>
-    </w:p>
-    <w:p>
-      <w:pPr>
-        <w:widowControl/>
-        <w:wordWrap/>
-        <w:autoSpaceDE/>
-        <w:autoSpaceDN/>
-        <w:ind w:left="400"/>
-        <w:rPr>
-          <w:sz w:val="14"/>
-        </w:rPr>
-      </w:pPr>
-      <w:r>
-        <w:rPr>
-          <w:rFonts w:hint="eastAsia"/>
-          <w:sz w:val="14"/>
-        </w:rPr>
-        <w:lastRenderedPageBreak/>
-        <w:t>미토콘드리아</w:t>
-      </w:r>
-      <w:r>
-        <w:rPr>
-          <w:sz w:val="14"/>
-        </w:rPr>
-        <w:t xml:space="preserve"> 유전자 비율</w:t>
-      </w:r>
-    </w:p>
-    <w:p>
-      <w:pPr>
-        <w:widowControl/>
-        <w:wordWrap/>
-        <w:autoSpaceDE/>
-        <w:autoSpaceDN/>
-        <w:ind w:left="400"/>
-        <w:rPr>
-          <w:sz w:val="14"/>
-        </w:rPr>
-      </w:pPr>
-      <w:r>
-        <w:rPr>
-          <w:rFonts w:hint="eastAsia"/>
-          <w:sz w:val="14"/>
-        </w:rPr>
-        <w:t>높으면</w:t>
-      </w:r>
-      <w:r>
-        <w:rPr>
-          <w:sz w:val="14"/>
-        </w:rPr>
-        <w:t xml:space="preserve"> 손상되거나 죽어가는 세포일 수 있음</w:t>
-      </w:r>
-    </w:p>
-    <w:p>
-      <w:pPr>
-        <w:widowControl/>
-        <w:wordWrap/>
-        <w:autoSpaceDE/>
-        <w:autoSpaceDN/>
-        <w:ind w:left="400"/>
-      </w:pPr>
-      <w:r>
-        <w:rPr>
-          <w:rFonts w:hint="eastAsia"/>
-        </w:rPr>
-        <w:t>[</w:t>
-      </w:r>
-      <w:r>
-        <w:t xml:space="preserve">2-3] </w:t>
-      </w:r>
-      <w:r>
-        <w:rPr>
-          <w:rFonts w:hint="eastAsia"/>
-        </w:rPr>
-        <w:t>Q</w:t>
-      </w:r>
-      <w:r>
-        <w:t xml:space="preserve">C </w:t>
-      </w:r>
-      <w:r>
-        <w:rPr>
-          <w:rFonts w:hint="eastAsia"/>
-        </w:rPr>
-        <w:t xml:space="preserve">지표에 맞춰서 바이올린 플롯 그리기 </w:t>
-      </w:r>
-    </w:p>
-    <w:p>
-      <w:pPr>
-        <w:widowControl/>
-        <w:wordWrap/>
-        <w:autoSpaceDE/>
-        <w:autoSpaceDN/>
-        <w:ind w:left="400"/>
-      </w:pPr>
-      <w:r>
-        <w:t xml:space="preserve">Input </w:t>
-      </w:r>
-      <w:proofErr w:type="spellStart"/>
-      <w:r>
-        <w:rPr>
-          <w:rFonts w:hint="eastAsia"/>
-        </w:rPr>
-        <w:t>d</w:t>
-      </w:r>
-      <w:r>
-        <w:t>ataframe</w:t>
-      </w:r>
-      <w:proofErr w:type="spellEnd"/>
-      <w:r>
-        <w:t xml:space="preserve"> </w:t>
-      </w:r>
-    </w:p>
-    <w:p>
-      <w:pPr>
-        <w:widowControl/>
-        <w:wordWrap/>
-        <w:autoSpaceDE/>
-        <w:autoSpaceDN/>
-        <w:ind w:left="400"/>
-        <w:rPr>
-          <w:rFonts w:hint="eastAsia"/>
-        </w:rPr>
-      </w:pPr>
-      <w:r>
+      </w:pPr>
+      <w:r>
+        <w:rPr>
+          <w:noProof/>
+        </w:rPr>
         <w:drawing>
           <wp:inline distT="0" distB="0" distL="0" distR="0" wp14:anchorId="08261113" wp14:editId="73FB7BB6">
             <wp:extent cx="2707575" cy="795234"/>
@@ -1240,9 +1373,424 @@
         <w:autoSpaceDE/>
         <w:autoSpaceDN/>
         <w:ind w:left="400"/>
-        <w:rPr>
-          <w:rFonts w:hint="eastAsia"/>
-        </w:rPr>
+      </w:pPr>
+      <w:r>
+        <w:t>O</w:t>
+      </w:r>
+      <w:r>
+        <w:rPr>
+          <w:rFonts w:hint="eastAsia"/>
+        </w:rPr>
+        <w:t xml:space="preserve">utput plot </w:t>
+      </w:r>
+    </w:p>
+    <w:p>
+      <w:pPr>
+        <w:widowControl/>
+        <w:wordWrap/>
+        <w:autoSpaceDE/>
+        <w:autoSpaceDN/>
+        <w:ind w:left="400"/>
+      </w:pPr>
+      <w:r>
+        <w:rPr>
+          <w:noProof/>
+        </w:rPr>
+        <w:drawing>
+          <wp:inline distT="0" distB="0" distL="0" distR="0" wp14:anchorId="118D887F" wp14:editId="3D4E7D89">
+            <wp:extent cx="3829050" cy="1701989"/>
+            <wp:effectExtent l="0" t="0" r="0" b="0"/>
+            <wp:docPr id="1998354722" name="그림 1"/>
+            <wp:cNvGraphicFramePr>
+              <a:graphicFrameLocks xmlns:a="http://schemas.openxmlformats.org/drawingml/2006/main" noChangeAspect="1"/>
+            </wp:cNvGraphicFramePr>
+            <a:graphic xmlns:a="http://schemas.openxmlformats.org/drawingml/2006/main">
+              <a:graphicData uri="http://schemas.openxmlformats.org/drawingml/2006/picture">
+                <pic:pic xmlns:pic="http://schemas.openxmlformats.org/drawingml/2006/picture">
+                  <pic:nvPicPr>
+                    <pic:cNvPr id="1998354722" name=""/>
+                    <pic:cNvPicPr/>
+                  </pic:nvPicPr>
+                  <pic:blipFill>
+                    <a:blip r:embed="rId8"/>
+                    <a:stretch>
+                      <a:fillRect/>
+                    </a:stretch>
+                  </pic:blipFill>
+                  <pic:spPr>
+                    <a:xfrm>
+                      <a:off x="0" y="0"/>
+                      <a:ext cx="3840464" cy="1707063"/>
+                    </a:xfrm>
+                    <a:prstGeom prst="rect">
+                      <a:avLst/>
+                    </a:prstGeom>
+                  </pic:spPr>
+                </pic:pic>
+              </a:graphicData>
+            </a:graphic>
+          </wp:inline>
+        </w:drawing>
+      </w:r>
+    </w:p>
+    <w:p>
+      <w:pPr>
+        <w:widowControl/>
+        <w:wordWrap/>
+        <w:autoSpaceDE/>
+        <w:autoSpaceDN/>
+        <w:ind w:left="400"/>
+      </w:pPr>
+      <w:r>
+        <w:rPr>
+          <w:rFonts w:hint="eastAsia"/>
+        </w:rPr>
+        <w:t xml:space="preserve">해석: </w:t>
+      </w:r>
+    </w:p>
+    <w:p>
+      <w:pPr>
+        <w:widowControl/>
+        <w:wordWrap/>
+        <w:autoSpaceDE/>
+        <w:autoSpaceDN/>
+        <w:ind w:left="400"/>
+      </w:pPr>
+      <w:r>
+        <w:rPr>
+          <w:rFonts w:hint="eastAsia"/>
+        </w:rPr>
+        <w:t>바이올린이</w:t>
+      </w:r>
+      <w:r>
+        <w:t xml:space="preserve"> 넓은 부분: 많은 cell이 몰린 값</w:t>
+      </w:r>
+    </w:p>
+    <w:p>
+      <w:pPr>
+        <w:widowControl/>
+        <w:wordWrap/>
+        <w:autoSpaceDE/>
+        <w:autoSpaceDN/>
+        <w:ind w:left="400"/>
+      </w:pPr>
+      <w:r>
+        <w:rPr>
+          <w:rFonts w:hint="eastAsia"/>
+        </w:rPr>
+        <w:t>얇게</w:t>
+      </w:r>
+      <w:r>
+        <w:t xml:space="preserve"> 길게 뻗은 부분: 소수의 outlier</w:t>
+      </w:r>
+    </w:p>
+    <w:p>
+      <w:pPr>
+        <w:widowControl/>
+        <w:wordWrap/>
+        <w:autoSpaceDE/>
+        <w:autoSpaceDN/>
+        <w:ind w:left="400"/>
+      </w:pPr>
+      <w:r>
+        <w:rPr>
+          <w:rFonts w:hint="eastAsia"/>
+        </w:rPr>
+        <w:t>점들</w:t>
+      </w:r>
+      <w:r>
+        <w:t>: 각각의 cell 값</w:t>
+      </w:r>
+    </w:p>
+    <w:p>
+      <w:pPr>
+        <w:widowControl/>
+        <w:wordWrap/>
+        <w:autoSpaceDE/>
+        <w:autoSpaceDN/>
+        <w:ind w:left="400"/>
+      </w:pPr>
+      <w:r>
+        <w:rPr>
+          <w:rFonts w:hint="eastAsia"/>
+        </w:rPr>
+        <w:t>위쪽</w:t>
+      </w:r>
+      <w:r>
+        <w:t xml:space="preserve"> 꼬리: 값이 비정상적으로 높은 cell</w:t>
+      </w:r>
+    </w:p>
+    <w:p>
+      <w:pPr>
+        <w:widowControl/>
+        <w:wordWrap/>
+        <w:autoSpaceDE/>
+        <w:autoSpaceDN/>
+        <w:ind w:left="400"/>
+      </w:pPr>
+      <w:r>
+        <w:rPr>
+          <w:rFonts w:hint="eastAsia"/>
+        </w:rPr>
+        <w:t>아래쪽</w:t>
+      </w:r>
+      <w:r>
+        <w:t xml:space="preserve"> 꼬리: 값이 비정상적으로 낮은 cell</w:t>
+      </w:r>
+    </w:p>
+    <w:p>
+      <w:pPr>
+        <w:widowControl/>
+        <w:wordWrap/>
+        <w:autoSpaceDE/>
+        <w:autoSpaceDN/>
+        <w:ind w:left="400"/>
+        <w:rPr>
+          <w:color w:val="808080" w:themeColor="background1" w:themeShade="80"/>
+        </w:rPr>
+      </w:pPr>
+      <w:proofErr w:type="spellStart"/>
+      <w:r>
+        <w:rPr>
+          <w:rFonts w:hint="eastAsia"/>
+          <w:color w:val="808080" w:themeColor="background1" w:themeShade="80"/>
+        </w:rPr>
+        <w:t>nCount</w:t>
+      </w:r>
+      <w:proofErr w:type="spellEnd"/>
+      <w:r>
+        <w:rPr>
+          <w:rFonts w:hint="eastAsia"/>
+          <w:color w:val="808080" w:themeColor="background1" w:themeShade="80"/>
+        </w:rPr>
+        <w:t xml:space="preserve"> RNA가 상대적으로 </w:t>
+      </w:r>
+      <w:proofErr w:type="spellStart"/>
+      <w:r>
+        <w:rPr>
+          <w:rFonts w:hint="eastAsia"/>
+          <w:color w:val="808080" w:themeColor="background1" w:themeShade="80"/>
+        </w:rPr>
+        <w:t>몰려있는</w:t>
+      </w:r>
+      <w:proofErr w:type="spellEnd"/>
+      <w:r>
+        <w:rPr>
+          <w:rFonts w:hint="eastAsia"/>
+          <w:color w:val="808080" w:themeColor="background1" w:themeShade="80"/>
+        </w:rPr>
+        <w:t xml:space="preserve"> 부분이 아닌 너무 높거나(doublet) 적으면 제거대상</w:t>
+      </w:r>
+    </w:p>
+    <w:p>
+      <w:pPr>
+        <w:widowControl/>
+        <w:wordWrap/>
+        <w:autoSpaceDE/>
+        <w:autoSpaceDN/>
+        <w:ind w:left="400"/>
+        <w:rPr>
+          <w:color w:val="808080" w:themeColor="background1" w:themeShade="80"/>
+        </w:rPr>
+      </w:pPr>
+      <w:proofErr w:type="spellStart"/>
+      <w:r>
+        <w:rPr>
+          <w:rFonts w:hint="eastAsia"/>
+          <w:color w:val="808080" w:themeColor="background1" w:themeShade="80"/>
+        </w:rPr>
+        <w:t>nFeature_RNA</w:t>
+      </w:r>
+      <w:proofErr w:type="spellEnd"/>
+      <w:r>
+        <w:rPr>
+          <w:rFonts w:hint="eastAsia"/>
+          <w:color w:val="808080" w:themeColor="background1" w:themeShade="80"/>
+        </w:rPr>
+        <w:t xml:space="preserve">: </w:t>
+      </w:r>
+      <w:r>
+        <w:rPr>
+          <w:color w:val="808080" w:themeColor="background1" w:themeShade="80"/>
+        </w:rPr>
+        <w:t xml:space="preserve">너무 낮으면 보통 품질이 낮은 cell일 가능성이 </w:t>
+      </w:r>
+      <w:r>
+        <w:rPr>
+          <w:rFonts w:hint="eastAsia"/>
+          <w:color w:val="808080" w:themeColor="background1" w:themeShade="80"/>
+        </w:rPr>
+        <w:t>큼 높아도 doublet</w:t>
+      </w:r>
+    </w:p>
+    <w:p>
+      <w:pPr>
+        <w:widowControl/>
+        <w:numPr>
+          <w:ilvl w:val="0"/>
+          <w:numId w:val="2"/>
+        </w:numPr>
+        <w:wordWrap/>
+        <w:autoSpaceDE/>
+        <w:autoSpaceDN/>
+        <w:rPr>
+          <w:color w:val="808080" w:themeColor="background1" w:themeShade="80"/>
+        </w:rPr>
+      </w:pPr>
+      <w:r>
+        <w:rPr>
+          <w:rFonts w:hint="eastAsia"/>
+          <w:color w:val="808080" w:themeColor="background1" w:themeShade="80"/>
+        </w:rPr>
+        <w:t xml:space="preserve">percent.mt: </w:t>
+      </w:r>
+      <w:r>
+        <w:rPr>
+          <w:color w:val="808080" w:themeColor="background1" w:themeShade="80"/>
+        </w:rPr>
+        <w:t>낮음: 대체로 정상</w:t>
+      </w:r>
+    </w:p>
+    <w:p>
+      <w:pPr>
+        <w:widowControl/>
+        <w:numPr>
+          <w:ilvl w:val="0"/>
+          <w:numId w:val="2"/>
+        </w:numPr>
+        <w:wordWrap/>
+        <w:autoSpaceDE/>
+        <w:autoSpaceDN/>
+        <w:rPr>
+          <w:color w:val="808080" w:themeColor="background1" w:themeShade="80"/>
+        </w:rPr>
+      </w:pPr>
+      <w:r>
+        <w:rPr>
+          <w:color w:val="808080" w:themeColor="background1" w:themeShade="80"/>
+        </w:rPr>
+        <w:t>높음: mitochondrial RNA 비율이 높음 → 손상/죽은 cell 가능성</w:t>
+      </w:r>
+    </w:p>
+    <w:p>
+      <w:pPr>
+        <w:widowControl/>
+        <w:numPr>
+          <w:ilvl w:val="0"/>
+          <w:numId w:val="2"/>
+        </w:numPr>
+        <w:wordWrap/>
+        <w:autoSpaceDE/>
+        <w:autoSpaceDN/>
+        <w:rPr>
+          <w:color w:val="808080" w:themeColor="background1" w:themeShade="80"/>
+        </w:rPr>
+      </w:pPr>
+      <w:r>
+        <w:rPr>
+          <w:color w:val="808080" w:themeColor="background1" w:themeShade="80"/>
+        </w:rPr>
+        <w:t>보통 5%, 10%, 15%, 20% 같은 기준을 데이터에 맞춰 사용</w:t>
+      </w:r>
+    </w:p>
+    <w:p>
+      <w:pPr>
+        <w:widowControl/>
+        <w:wordWrap/>
+        <w:autoSpaceDE/>
+        <w:autoSpaceDN/>
+        <w:ind w:left="400"/>
+      </w:pPr>
+    </w:p>
+    <w:p>
+      <w:pPr>
+        <w:widowControl/>
+        <w:wordWrap/>
+        <w:autoSpaceDE/>
+        <w:autoSpaceDN/>
+        <w:ind w:left="400"/>
+      </w:pPr>
+    </w:p>
+    <w:p>
+      <w:pPr>
+        <w:widowControl/>
+        <w:wordWrap/>
+        <w:autoSpaceDE/>
+        <w:autoSpaceDN/>
+        <w:ind w:left="400"/>
+      </w:pPr>
+    </w:p>
+    <w:p>
+      <w:pPr>
+        <w:widowControl/>
+        <w:wordWrap/>
+        <w:autoSpaceDE/>
+        <w:autoSpaceDN/>
+      </w:pPr>
+      <w:r>
+        <w:rPr>
+          <w:rFonts w:hint="eastAsia"/>
+        </w:rPr>
+        <w:lastRenderedPageBreak/>
+        <w:t>[2-4] Trimming</w:t>
+      </w:r>
+    </w:p>
+    <w:p>
+      <w:pPr>
+        <w:widowControl/>
+        <w:wordWrap/>
+        <w:autoSpaceDE/>
+        <w:autoSpaceDN/>
+        <w:ind w:left="400"/>
+      </w:pPr>
+      <w:r>
+        <w:rPr>
+          <w:noProof/>
+        </w:rPr>
+        <w:drawing>
+          <wp:inline distT="0" distB="0" distL="0" distR="0" wp14:anchorId="7231E408" wp14:editId="54412F9F">
+            <wp:extent cx="2774950" cy="1528153"/>
+            <wp:effectExtent l="0" t="0" r="6350" b="0"/>
+            <wp:docPr id="27852352" name="그림 1"/>
+            <wp:cNvGraphicFramePr>
+              <a:graphicFrameLocks xmlns:a="http://schemas.openxmlformats.org/drawingml/2006/main" noChangeAspect="1"/>
+            </wp:cNvGraphicFramePr>
+            <a:graphic xmlns:a="http://schemas.openxmlformats.org/drawingml/2006/main">
+              <a:graphicData uri="http://schemas.openxmlformats.org/drawingml/2006/picture">
+                <pic:pic xmlns:pic="http://schemas.openxmlformats.org/drawingml/2006/picture">
+                  <pic:nvPicPr>
+                    <pic:cNvPr id="27852352" name=""/>
+                    <pic:cNvPicPr/>
+                  </pic:nvPicPr>
+                  <pic:blipFill>
+                    <a:blip r:embed="rId9"/>
+                    <a:stretch>
+                      <a:fillRect/>
+                    </a:stretch>
+                  </pic:blipFill>
+                  <pic:spPr>
+                    <a:xfrm>
+                      <a:off x="0" y="0"/>
+                      <a:ext cx="2784233" cy="1533265"/>
+                    </a:xfrm>
+                    <a:prstGeom prst="rect">
+                      <a:avLst/>
+                    </a:prstGeom>
+                  </pic:spPr>
+                </pic:pic>
+              </a:graphicData>
+            </a:graphic>
+          </wp:inline>
+        </w:drawing>
+      </w:r>
+    </w:p>
+    <w:p>
+      <w:pPr>
+        <w:widowControl/>
+        <w:wordWrap/>
+        <w:autoSpaceDE/>
+        <w:autoSpaceDN/>
+        <w:ind w:left="400"/>
       </w:pPr>
     </w:p>
     <w:p>
@@ -1287,238 +1835,901 @@
         <w:wordWrap/>
         <w:autoSpaceDE/>
         <w:autoSpaceDN/>
+        <w:rPr>
+          <w:b/>
+        </w:rPr>
+      </w:pPr>
+      <w:r>
+        <w:rPr>
+          <w:rFonts w:hint="eastAsia"/>
+          <w:b/>
+        </w:rPr>
+        <w:t>-&gt; 세포마다 총 RNA 양(</w:t>
+      </w:r>
+      <w:proofErr w:type="spellStart"/>
+      <w:r>
+        <w:rPr>
+          <w:rFonts w:hint="eastAsia"/>
+          <w:b/>
+        </w:rPr>
+        <w:t>nCount</w:t>
+      </w:r>
+      <w:proofErr w:type="spellEnd"/>
+      <w:r>
+        <w:rPr>
+          <w:rFonts w:hint="eastAsia"/>
+          <w:b/>
+        </w:rPr>
+        <w:t xml:space="preserve">)가 다른 것을 보정 </w:t>
+      </w:r>
+    </w:p>
+    <w:p>
+      <w:pPr>
+        <w:widowControl/>
+        <w:wordWrap/>
+        <w:autoSpaceDE/>
+        <w:autoSpaceDN/>
       </w:pPr>
       <w:r>
         <w:t xml:space="preserve">   </w:t>
       </w:r>
       <w:r>
         <w:rPr>
+          <w:noProof/>
+        </w:rPr>
+        <w:drawing>
+          <wp:inline distT="0" distB="0" distL="0" distR="0" wp14:anchorId="7864E132" wp14:editId="3A503BD7">
+            <wp:extent cx="3263900" cy="921813"/>
+            <wp:effectExtent l="0" t="0" r="0" b="0"/>
+            <wp:docPr id="1389408815" name="그림 1"/>
+            <wp:cNvGraphicFramePr>
+              <a:graphicFrameLocks xmlns:a="http://schemas.openxmlformats.org/drawingml/2006/main" noChangeAspect="1"/>
+            </wp:cNvGraphicFramePr>
+            <a:graphic xmlns:a="http://schemas.openxmlformats.org/drawingml/2006/main">
+              <a:graphicData uri="http://schemas.openxmlformats.org/drawingml/2006/picture">
+                <pic:pic xmlns:pic="http://schemas.openxmlformats.org/drawingml/2006/picture">
+                  <pic:nvPicPr>
+                    <pic:cNvPr id="1389408815" name=""/>
+                    <pic:cNvPicPr/>
+                  </pic:nvPicPr>
+                  <pic:blipFill>
+                    <a:blip r:embed="rId10"/>
+                    <a:stretch>
+                      <a:fillRect/>
+                    </a:stretch>
+                  </pic:blipFill>
+                  <pic:spPr>
+                    <a:xfrm>
+                      <a:off x="0" y="0"/>
+                      <a:ext cx="3282381" cy="927032"/>
+                    </a:xfrm>
+                    <a:prstGeom prst="rect">
+                      <a:avLst/>
+                    </a:prstGeom>
+                  </pic:spPr>
+                </pic:pic>
+              </a:graphicData>
+            </a:graphic>
+          </wp:inline>
+        </w:drawing>
+      </w:r>
+    </w:p>
+    <w:p>
+      <w:pPr>
+        <w:widowControl/>
+        <w:wordWrap/>
+        <w:autoSpaceDE/>
+        <w:autoSpaceDN/>
+      </w:pPr>
+      <w:r>
+        <w:rPr>
+          <w:noProof/>
+        </w:rPr>
+        <w:drawing>
+          <wp:inline distT="0" distB="0" distL="0" distR="0" wp14:anchorId="75B62938" wp14:editId="77C4D4C4">
+            <wp:extent cx="4292600" cy="2289450"/>
+            <wp:effectExtent l="0" t="0" r="0" b="0"/>
+            <wp:docPr id="1530448139" name="그림 1"/>
+            <wp:cNvGraphicFramePr>
+              <a:graphicFrameLocks xmlns:a="http://schemas.openxmlformats.org/drawingml/2006/main" noChangeAspect="1"/>
+            </wp:cNvGraphicFramePr>
+            <a:graphic xmlns:a="http://schemas.openxmlformats.org/drawingml/2006/main">
+              <a:graphicData uri="http://schemas.openxmlformats.org/drawingml/2006/picture">
+                <pic:pic xmlns:pic="http://schemas.openxmlformats.org/drawingml/2006/picture">
+                  <pic:nvPicPr>
+                    <pic:cNvPr id="1530448139" name=""/>
+                    <pic:cNvPicPr/>
+                  </pic:nvPicPr>
+                  <pic:blipFill>
+                    <a:blip r:embed="rId11"/>
+                    <a:stretch>
+                      <a:fillRect/>
+                    </a:stretch>
+                  </pic:blipFill>
+                  <pic:spPr>
+                    <a:xfrm>
+                      <a:off x="0" y="0"/>
+                      <a:ext cx="4310922" cy="2299222"/>
+                    </a:xfrm>
+                    <a:prstGeom prst="rect">
+                      <a:avLst/>
+                    </a:prstGeom>
+                  </pic:spPr>
+                </pic:pic>
+              </a:graphicData>
+            </a:graphic>
+          </wp:inline>
+        </w:drawing>
+      </w:r>
+    </w:p>
+    <w:p>
+      <w:pPr>
+        <w:widowControl/>
+        <w:wordWrap/>
+        <w:autoSpaceDE/>
+        <w:autoSpaceDN/>
+        <w:rPr>
+          <w:b/>
+        </w:rPr>
+      </w:pPr>
+      <w:r>
+        <w:rPr>
+          <w:b/>
+        </w:rPr>
+        <w:br w:type="page"/>
+      </w:r>
+    </w:p>
+    <w:p>
+      <w:pPr>
+        <w:widowControl/>
+        <w:wordWrap/>
+        <w:autoSpaceDE/>
+        <w:autoSpaceDN/>
+        <w:rPr>
+          <w:b/>
+        </w:rPr>
+      </w:pPr>
+      <w:r>
+        <w:rPr>
+          <w:rFonts w:hint="eastAsia"/>
+          <w:b/>
+        </w:rPr>
+        <w:lastRenderedPageBreak/>
+        <w:t>[</w:t>
+      </w:r>
+      <w:r>
+        <w:rPr>
+          <w:b/>
+        </w:rPr>
+        <w:t xml:space="preserve">4. Batch effect </w:t>
+      </w:r>
+      <w:r>
+        <w:rPr>
+          <w:rFonts w:hint="eastAsia"/>
+          <w:b/>
+        </w:rPr>
+        <w:t xml:space="preserve">와 </w:t>
+      </w:r>
+      <w:r>
+        <w:rPr>
+          <w:b/>
+        </w:rPr>
+        <w:t>integration]</w:t>
+      </w:r>
+    </w:p>
+    <w:p>
+      <w:pPr>
+        <w:widowControl/>
+        <w:wordWrap/>
+        <w:autoSpaceDE/>
+        <w:autoSpaceDN/>
+      </w:pPr>
+      <w:r>
+        <w:rPr>
+          <w:b/>
+          <w:bCs/>
+        </w:rPr>
+        <w:t>[정상 쥐 3마리] vs [MASH 유도 쥐 3마리]</w:t>
+      </w:r>
+      <w:r>
+        <w:t xml:space="preserve">, 총 6개의 </w:t>
+      </w:r>
+      <w:r>
+        <w:rPr>
+          <w:rFonts w:hint="eastAsia"/>
+        </w:rPr>
+        <w:t>샘플을 분석할 때,</w:t>
+      </w:r>
+      <w:r>
+        <w:t xml:space="preserve"> </w:t>
+      </w:r>
+      <w:r>
+        <w:rPr>
+          <w:rFonts w:hint="eastAsia"/>
+        </w:rPr>
+        <w:t>s</w:t>
+      </w:r>
+      <w:r>
+        <w:t>ample</w:t>
+      </w:r>
+      <w:r>
+        <w:rPr>
+          <w:rFonts w:hint="eastAsia"/>
+        </w:rPr>
+        <w:t>간 기술적인 차이 지우기</w:t>
+      </w:r>
+    </w:p>
+    <w:p>
+      <w:pPr>
+        <w:widowControl/>
+        <w:wordWrap/>
+        <w:autoSpaceDE/>
+        <w:autoSpaceDN/>
+        <w:rPr>
+          <w:b/>
+          <w:bCs/>
+        </w:rPr>
+      </w:pPr>
+      <w:r>
+        <w:rPr>
+          <w:rFonts w:hint="eastAsia"/>
+          <w:b/>
+          <w:bCs/>
+        </w:rPr>
+        <w:t>[</w:t>
+      </w:r>
+      <w:r>
+        <w:rPr>
+          <w:rFonts w:hint="eastAsia"/>
+          <w:b/>
+          <w:bCs/>
+        </w:rPr>
+        <w:t xml:space="preserve">5. </w:t>
+      </w:r>
+      <w:r>
+        <w:rPr>
+          <w:rFonts w:hint="eastAsia"/>
+          <w:b/>
+          <w:bCs/>
+        </w:rPr>
+        <w:t>Variable feature selection &amp; scaling]</w:t>
+      </w:r>
+    </w:p>
+    <w:p>
+      <w:pPr>
+        <w:widowControl/>
+        <w:wordWrap/>
+        <w:autoSpaceDE/>
+        <w:autoSpaceDN/>
+      </w:pPr>
+      <w:r>
+        <w:rPr>
+          <w:rFonts w:hint="eastAsia"/>
+        </w:rPr>
+        <w:t>[5-1] variable feature selection</w:t>
+      </w:r>
+    </w:p>
+    <w:p>
+      <w:pPr>
+        <w:widowControl/>
+        <w:wordWrap/>
+        <w:autoSpaceDE/>
+        <w:autoSpaceDN/>
+        <w:rPr>
+          <w:rFonts w:hint="eastAsia"/>
+        </w:rPr>
+      </w:pPr>
+      <w:r>
+        <w:rPr>
+          <w:rFonts w:hint="eastAsia"/>
+        </w:rPr>
+        <w:t>세포간 차이간 큰 유전자만 선택 -</w:t>
+      </w:r>
+      <w:proofErr w:type="gramStart"/>
+      <w:r>
+        <w:rPr>
+          <w:rFonts w:hint="eastAsia"/>
+        </w:rPr>
+        <w:t>&gt;  세포를</w:t>
+      </w:r>
+      <w:proofErr w:type="gramEnd"/>
+      <w:r>
+        <w:rPr>
+          <w:rFonts w:hint="eastAsia"/>
+        </w:rPr>
+        <w:t xml:space="preserve"> 구분할 수 있는 유전자 </w:t>
+      </w:r>
+    </w:p>
+    <w:p>
+      <w:pPr>
+        <w:widowControl/>
+        <w:wordWrap/>
+        <w:autoSpaceDE/>
+        <w:autoSpaceDN/>
+      </w:pPr>
+    </w:p>
+    <w:p>
+      <w:pPr>
+        <w:widowControl/>
+        <w:wordWrap/>
+        <w:autoSpaceDE/>
+        <w:autoSpaceDN/>
+      </w:pPr>
+      <w:r>
+        <w:rPr>
+          <w:rFonts w:hint="eastAsia"/>
+        </w:rPr>
+        <w:t>[5-2] scaling</w:t>
+      </w:r>
+    </w:p>
+    <w:p>
+      <w:pPr>
+        <w:widowControl/>
+        <w:wordWrap/>
+        <w:autoSpaceDE/>
+        <w:autoSpaceDN/>
+      </w:pPr>
+      <w:r>
+        <w:rPr>
+          <w:rFonts w:hint="eastAsia"/>
+        </w:rPr>
+        <w:t xml:space="preserve">유전자끼리 크기 </w:t>
+      </w:r>
+      <w:r>
+        <w:rPr>
+          <w:rFonts w:hint="eastAsia"/>
+        </w:rPr>
+        <w:t xml:space="preserve">차이 </w:t>
+      </w:r>
+      <w:proofErr w:type="spellStart"/>
+      <w:r>
+        <w:rPr>
+          <w:rFonts w:hint="eastAsia"/>
+        </w:rPr>
+        <w:t>맞춰줌</w:t>
+      </w:r>
+      <w:proofErr w:type="spellEnd"/>
+      <w:r>
+        <w:rPr>
+          <w:rFonts w:hint="eastAsia"/>
+        </w:rPr>
+        <w:t xml:space="preserve"> </w:t>
+      </w:r>
+    </w:p>
+    <w:p>
+      <w:pPr>
+        <w:widowControl/>
+        <w:wordWrap/>
+        <w:autoSpaceDE/>
+        <w:autoSpaceDN/>
+      </w:pPr>
+      <w:r>
+        <w:rPr>
+          <w:rFonts w:hint="eastAsia"/>
+        </w:rPr>
+        <w:t xml:space="preserve">e.g.,) </w:t>
+      </w:r>
+      <w:r>
+        <w:rPr>
+          <w:rFonts w:hint="eastAsia"/>
+        </w:rPr>
+        <w:t xml:space="preserve">계산법 </w:t>
+      </w:r>
+      <w:proofErr w:type="spellStart"/>
+      <w:r>
+        <w:rPr>
+          <w:rFonts w:hint="eastAsia"/>
+        </w:rPr>
+        <w:t>GeneA</w:t>
+      </w:r>
+      <w:proofErr w:type="spellEnd"/>
+      <w:r>
+        <w:rPr>
+          <w:rFonts w:hint="eastAsia"/>
+        </w:rPr>
+        <w:t xml:space="preserve"> 의 </w:t>
+      </w:r>
+      <w:proofErr w:type="spellStart"/>
+      <w:r>
+        <w:rPr>
+          <w:rFonts w:hint="eastAsia"/>
+        </w:rPr>
+        <w:t>발현값이</w:t>
+      </w:r>
+      <w:proofErr w:type="spellEnd"/>
+      <w:r>
+        <w:rPr>
+          <w:rFonts w:hint="eastAsia"/>
+        </w:rPr>
+        <w:t xml:space="preserve"> 3개 세포에서 5,6,9 </w:t>
+      </w:r>
+      <w:r>
+        <w:t>라면</w:t>
+      </w:r>
+    </w:p>
+    <w:p>
+      <w:pPr>
+        <w:widowControl/>
+        <w:wordWrap/>
+        <w:autoSpaceDE/>
+        <w:autoSpaceDN/>
+      </w:pPr>
+      <w:r>
+        <w:rPr>
+          <w:rFonts w:hint="eastAsia"/>
+        </w:rPr>
+        <w:t>평균을 계산해서 6.6 각 값에서 평균을 빼기 5-6.6=-1.6, 6-6.6=-0.6, 9-6.6=2.3</w:t>
+      </w:r>
+    </w:p>
+    <w:p>
+      <w:pPr>
+        <w:widowControl/>
+        <w:wordWrap/>
+        <w:autoSpaceDE/>
+        <w:autoSpaceDN/>
+      </w:pPr>
+      <w:r>
+        <w:rPr>
+          <w:rFonts w:hint="eastAsia"/>
+        </w:rPr>
+        <w:t xml:space="preserve">표준편차=2.08 각 값을 표준편차로 나눔 -1.6/2.08 =-0.8 </w:t>
+      </w:r>
+    </w:p>
+    <w:p>
+      <w:pPr>
+        <w:widowControl/>
+        <w:wordWrap/>
+        <w:autoSpaceDE/>
+        <w:autoSpaceDN/>
+      </w:pPr>
+    </w:p>
+    <w:p>
+      <w:pPr>
+        <w:widowControl/>
+        <w:wordWrap/>
+        <w:autoSpaceDE/>
+        <w:autoSpaceDN/>
+        <w:rPr>
+          <w:rFonts w:hint="eastAsia"/>
+        </w:rPr>
+      </w:pPr>
+      <w:r>
+        <w:rPr>
+          <w:rFonts w:hint="eastAsia"/>
+        </w:rPr>
+        <w:t xml:space="preserve">원래는 </w:t>
+      </w:r>
+      <w:proofErr w:type="spellStart"/>
+      <w:r>
+        <w:rPr>
+          <w:rFonts w:hint="eastAsia"/>
+        </w:rPr>
+        <w:t>GeneA</w:t>
+      </w:r>
+      <w:proofErr w:type="spellEnd"/>
+      <w:r>
+        <w:rPr>
+          <w:rFonts w:hint="eastAsia"/>
+        </w:rPr>
+        <w:t>: 100,120,180 Gene B: 1,2,4 라면</w:t>
+      </w:r>
+      <w:r>
+        <w:rPr>
+          <w:rFonts w:hint="eastAsia"/>
+        </w:rPr>
+        <w:t xml:space="preserve"> </w:t>
+      </w:r>
+      <w:r>
+        <w:rPr>
+          <w:rFonts w:hint="eastAsia"/>
+        </w:rPr>
+        <w:t>scaling 후 0과 (평균)</w:t>
+      </w:r>
+      <w:r>
+        <w:rPr>
+          <w:rFonts w:hint="eastAsia"/>
+        </w:rPr>
+        <w:t xml:space="preserve"> 비교해서</w:t>
+      </w:r>
+    </w:p>
+    <w:p>
+      <w:pPr>
+        <w:widowControl/>
+        <w:wordWrap/>
+        <w:autoSpaceDE/>
+        <w:autoSpaceDN/>
+      </w:pPr>
+      <w:r>
+        <w:rPr>
+          <w:rFonts w:hint="eastAsia"/>
+        </w:rPr>
+        <w:t xml:space="preserve">PCA는 </w:t>
+      </w:r>
+      <w:r>
+        <w:t>어떤 유전자가 어떤 세포에서 상대적으로 높고 낮은지를 이용해서 세포를 구분한다.</w:t>
+      </w:r>
+    </w:p>
+    <w:p>
+      <w:pPr>
+        <w:widowControl/>
+        <w:wordWrap/>
+        <w:autoSpaceDE/>
+        <w:autoSpaceDN/>
+      </w:pPr>
+      <w:r>
+        <w:rPr>
+          <w:rFonts w:hint="eastAsia"/>
+        </w:rPr>
+        <w:t xml:space="preserve">=&gt; </w:t>
+      </w:r>
+      <w:r>
+        <w:t xml:space="preserve">Scaling 후 PCA는 유전자의 절대적인 </w:t>
+      </w:r>
+      <w:proofErr w:type="spellStart"/>
+      <w:r>
+        <w:t>발현량보다</w:t>
+      </w:r>
+      <w:proofErr w:type="spellEnd"/>
+      <w:r>
+        <w:rPr>
+          <w:rFonts w:hint="eastAsia"/>
+        </w:rPr>
+        <w:t>(scaling전)</w:t>
+      </w:r>
+      <w:r>
+        <w:rPr>
+          <w:rFonts w:hint="eastAsia"/>
+        </w:rPr>
+        <w:t xml:space="preserve"> </w:t>
+      </w:r>
+      <w:r>
+        <w:rPr>
+          <w:rFonts w:hint="eastAsia"/>
+        </w:rPr>
+        <w:t>각</w:t>
+      </w:r>
+      <w:r>
+        <w:t xml:space="preserve"> 세포에서 상대적으로 높음/낮음의 패턴을 이용하여</w:t>
+      </w:r>
+      <w:r>
+        <w:rPr>
+          <w:rFonts w:hint="eastAsia"/>
+        </w:rPr>
+        <w:t xml:space="preserve"> </w:t>
+      </w:r>
+      <w:r>
+        <w:rPr>
+          <w:rFonts w:hint="eastAsia"/>
+        </w:rPr>
+        <w:t>세포들을</w:t>
+      </w:r>
+      <w:r>
+        <w:t xml:space="preserve"> 구분한다.</w:t>
+      </w:r>
+    </w:p>
+    <w:p>
+      <w:pPr>
+        <w:widowControl/>
+        <w:wordWrap/>
+        <w:autoSpaceDE/>
+        <w:autoSpaceDN/>
+      </w:pPr>
+      <w:r>
+        <w:rPr>
+          <w:rFonts w:hint="eastAsia"/>
+        </w:rPr>
+        <w:t>PCA 원리</w:t>
+      </w:r>
+    </w:p>
+    <w:p>
+      <w:pPr>
+        <w:widowControl/>
+        <w:wordWrap/>
+        <w:autoSpaceDE/>
+        <w:autoSpaceDN/>
+      </w:pPr>
+      <w:r>
+        <w:t>Scaling 된 gene expression 값을 이용하여</w:t>
+      </w:r>
+      <w:r>
+        <w:br/>
+        <w:t>각 유전자가 세포마다 어떤 발현 패턴</w:t>
+      </w:r>
+      <w:r>
+        <w:rPr>
+          <w:rFonts w:hint="eastAsia"/>
+        </w:rPr>
+        <w:t>(</w:t>
+      </w:r>
+      <w:r>
+        <w:rPr>
+          <w:rFonts w:hint="eastAsia"/>
+        </w:rPr>
+        <w:t>0보다 큼, 0, 0보다 작음</w:t>
+      </w:r>
+      <w:r>
+        <w:rPr>
+          <w:rFonts w:hint="eastAsia"/>
+        </w:rPr>
+        <w:t>) 이렇게 정보를 가지며 이러한 gene들의 조합을 가지고 세포들을 얼마나 잘 구분하는 축을 찾음</w:t>
+      </w:r>
+    </w:p>
+    <w:p>
+      <w:pPr>
+        <w:widowControl/>
+        <w:wordWrap/>
+        <w:autoSpaceDE/>
+        <w:autoSpaceDN/>
+      </w:pPr>
+      <w:r>
+        <w:drawing>
+          <wp:inline distT="0" distB="0" distL="0" distR="0" wp14:anchorId="02C46D24" wp14:editId="2EA66390">
+            <wp:extent cx="2476500" cy="1392997"/>
+            <wp:effectExtent l="0" t="0" r="0" b="0"/>
+            <wp:docPr id="2010541340" name="그림 2" descr="차원 축소 및 주성분 분석"/>
+            <wp:cNvGraphicFramePr>
+              <a:graphicFrameLocks xmlns:a="http://schemas.openxmlformats.org/drawingml/2006/main" noChangeAspect="1"/>
+            </wp:cNvGraphicFramePr>
+            <a:graphic xmlns:a="http://schemas.openxmlformats.org/drawingml/2006/main">
+              <a:graphicData uri="http://schemas.openxmlformats.org/drawingml/2006/picture">
+                <pic:pic xmlns:pic="http://schemas.openxmlformats.org/drawingml/2006/picture">
+                  <pic:nvPicPr>
+                    <pic:cNvPr id="0" name="Picture 6" descr="차원 축소 및 주성분 분석"/>
+                    <pic:cNvPicPr>
+                      <a:picLocks noChangeAspect="1" noChangeArrowheads="1"/>
+                    </pic:cNvPicPr>
+                  </pic:nvPicPr>
+                  <pic:blipFill>
+                    <a:blip r:embed="rId12" cstate="print">
+                      <a:extLst>
+                        <a:ext uri="{28A0092B-C50C-407E-A947-70E740481C1C}">
+                          <a14:useLocalDpi xmlns:a14="http://schemas.microsoft.com/office/drawing/2010/main" val="0"/>
+                        </a:ext>
+                      </a:extLst>
+                    </a:blip>
+                    <a:srcRect/>
+                    <a:stretch>
+                      <a:fillRect/>
+                    </a:stretch>
+                  </pic:blipFill>
+                  <pic:spPr bwMode="auto">
+                    <a:xfrm>
+                      <a:off x="0" y="0"/>
+                      <a:ext cx="2480820" cy="1395427"/>
+                    </a:xfrm>
+                    <a:prstGeom prst="rect">
+                      <a:avLst/>
+                    </a:prstGeom>
+                    <a:noFill/>
+                    <a:ln>
+                      <a:noFill/>
+                    </a:ln>
+                  </pic:spPr>
+                </pic:pic>
+              </a:graphicData>
+            </a:graphic>
+          </wp:inline>
+        </w:drawing>
+      </w:r>
+      <w:r>
+        <w:t xml:space="preserve"> </w:t>
+      </w:r>
+      <w:r>
+        <w:br w:type="page"/>
+      </w:r>
+    </w:p>
+    <w:p>
+      <w:pPr>
+        <w:widowControl/>
+        <w:wordWrap/>
+        <w:autoSpaceDE/>
+        <w:autoSpaceDN/>
+        <w:rPr>
+          <w:b/>
+        </w:rPr>
+      </w:pPr>
+      <w:r>
+        <w:rPr>
+          <w:b/>
+        </w:rPr>
+        <w:lastRenderedPageBreak/>
+        <w:t>[</w:t>
+      </w:r>
+      <w:r>
+        <w:rPr>
+          <w:rFonts w:hint="eastAsia"/>
+          <w:b/>
+        </w:rPr>
+        <w:t>6</w:t>
+      </w:r>
+      <w:r>
+        <w:rPr>
+          <w:b/>
+        </w:rPr>
+        <w:t>. Reduction Dimension] 수만 개 유전자 차원 압축</w:t>
+      </w:r>
+      <w:r>
+        <w:rPr>
+          <w:rFonts w:hint="eastAsia"/>
+          <w:b/>
+        </w:rPr>
+        <w:t>해서 세포들을 가장 잘 구분하는 몇 개의 유전자만 뽑음</w:t>
+      </w:r>
+      <w:r>
+        <w:rPr>
+          <w:rFonts w:hint="eastAsia"/>
+          <w:b/>
+        </w:rPr>
+        <w:t xml:space="preserve"> by pattern</w:t>
+      </w:r>
+      <w:r>
+        <w:rPr>
+          <w:b/>
+        </w:rPr>
+        <w:t xml:space="preserve"> (PCA </w:t>
+      </w:r>
+      <w:r>
+        <w:rPr>
           <w:rFonts w:ascii="Segoe UI Emoji" w:hAnsi="Segoe UI Emoji" w:cs="Segoe UI Emoji"/>
-        </w:rPr>
-        <w:t>⬇</w:t>
-      </w:r>
-      <w:r>
-        <w:t>️</w:t>
-      </w:r>
-    </w:p>
-    <w:p>
-      <w:pPr>
-        <w:widowControl/>
-        <w:wordWrap/>
-        <w:autoSpaceDE/>
-        <w:autoSpaceDN/>
-        <w:rPr>
-          <w:b/>
-        </w:rPr>
-      </w:pPr>
-      <w:r>
-        <w:rPr>
-          <w:rFonts w:hint="eastAsia"/>
-          <w:b/>
-        </w:rPr>
-        <w:t>[</w:t>
-      </w:r>
-      <w:r>
-        <w:rPr>
-          <w:b/>
-        </w:rPr>
-        <w:t xml:space="preserve">4. Batch effect </w:t>
-      </w:r>
-      <w:r>
-        <w:rPr>
-          <w:rFonts w:hint="eastAsia"/>
-          <w:b/>
-        </w:rPr>
-        <w:t xml:space="preserve">와 </w:t>
-      </w:r>
-      <w:r>
-        <w:rPr>
-          <w:b/>
-        </w:rPr>
-        <w:t>integration]</w:t>
-      </w:r>
-    </w:p>
-    <w:p>
-      <w:pPr>
-        <w:widowControl/>
-        <w:wordWrap/>
-        <w:autoSpaceDE/>
-        <w:autoSpaceDN/>
-      </w:pPr>
-      <w:r>
-        <w:rPr>
-          <w:b/>
-          <w:bCs/>
-        </w:rPr>
-        <w:t>[정상 쥐 3마리] vs [MASH 유도 쥐 3마리]</w:t>
-      </w:r>
-      <w:r>
-        <w:t xml:space="preserve">, 총 6개의 </w:t>
-      </w:r>
-      <w:r>
-        <w:rPr>
-          <w:rFonts w:hint="eastAsia"/>
-        </w:rPr>
-        <w:t>샘플을 분석할 때,</w:t>
+          <w:b/>
+        </w:rPr>
+        <w:t>➡</w:t>
+      </w:r>
+      <w:r>
+        <w:rPr>
+          <w:b/>
+        </w:rPr>
+        <w:t>️ UMAP)</w:t>
+      </w:r>
+    </w:p>
+    <w:p>
+      <w:pPr>
+        <w:widowControl/>
+        <w:wordWrap/>
+        <w:autoSpaceDE/>
+        <w:autoSpaceDN/>
+        <w:rPr>
+          <w:b/>
+        </w:rPr>
+      </w:pPr>
+      <w:r>
+        <w:rPr>
+          <w:rFonts w:hint="eastAsia"/>
+          <w:b/>
+        </w:rPr>
+        <w:t xml:space="preserve">목적: cell들을 구분하는 것 gene 값을 이용해서 </w:t>
+      </w:r>
+      <w:r>
+        <w:rPr>
+          <w:rFonts w:hint="eastAsia"/>
+          <w:b/>
+        </w:rPr>
+        <w:t>+</w:t>
+      </w:r>
+    </w:p>
+    <w:p>
+      <w:pPr>
+        <w:widowControl/>
+        <w:wordWrap/>
+        <w:autoSpaceDE/>
+        <w:autoSpaceDN/>
+      </w:pPr>
+      <w:r>
+        <w:rPr>
+          <w:rFonts w:hint="eastAsia"/>
+        </w:rPr>
+        <w:t>e</w:t>
+      </w:r>
+      <w:r>
+        <w:t>.g.,) “</w:t>
+      </w:r>
+      <w:proofErr w:type="spellStart"/>
+      <w:r>
+        <w:rPr>
+          <w:rFonts w:hint="eastAsia"/>
+        </w:rPr>
+        <w:t>v</w:t>
+      </w:r>
+      <w:r>
+        <w:t>st</w:t>
+      </w:r>
+      <w:proofErr w:type="spellEnd"/>
+      <w:r>
+        <w:t>”</w:t>
+      </w:r>
+      <w:proofErr w:type="spellStart"/>
+      <w:r>
+        <w:rPr>
+          <w:rFonts w:hint="eastAsia"/>
+        </w:rPr>
+        <w:t>에</w:t>
+      </w:r>
+      <w:proofErr w:type="spellEnd"/>
+      <w:r>
+        <w:rPr>
+          <w:rFonts w:hint="eastAsia"/>
+        </w:rPr>
+        <w:t xml:space="preserve"> 의해 </w:t>
+      </w:r>
+      <w:r>
+        <w:rPr>
+          <w:rFonts w:hint="eastAsia"/>
+        </w:rPr>
+        <w:t>평균</w:t>
       </w:r>
       <w:r>
         <w:t xml:space="preserve"> </w:t>
       </w:r>
-      <w:r>
-        <w:rPr>
-          <w:rFonts w:hint="eastAsia"/>
-        </w:rPr>
-        <w:t>s</w:t>
-      </w:r>
-      <w:r>
-        <w:t>ample</w:t>
-      </w:r>
-      <w:r>
-        <w:rPr>
-          <w:rFonts w:hint="eastAsia"/>
-        </w:rPr>
-        <w:t>간 기술적인 차이 지우기</w:t>
-      </w:r>
-    </w:p>
-    <w:p>
-      <w:pPr>
-        <w:widowControl/>
-        <w:wordWrap/>
-        <w:autoSpaceDE/>
-        <w:autoSpaceDN/>
-        <w:rPr>
-          <w:b/>
-        </w:rPr>
-      </w:pPr>
-      <w:r>
-        <w:rPr>
-          <w:b/>
-        </w:rPr>
-        <w:t xml:space="preserve">[4. Reduction Dimension] 수만 개 유전자 차원 압축 (PCA </w:t>
-      </w:r>
-      <w:r>
-        <w:rPr>
-          <w:rFonts w:ascii="Segoe UI Emoji" w:hAnsi="Segoe UI Emoji" w:cs="Segoe UI Emoji"/>
-          <w:b/>
-        </w:rPr>
-        <w:t>➡</w:t>
-      </w:r>
-      <w:r>
-        <w:rPr>
-          <w:b/>
-        </w:rPr>
-        <w:t>️ UMAP)</w:t>
-      </w:r>
-    </w:p>
-    <w:p>
-      <w:pPr>
-        <w:widowControl/>
-        <w:wordWrap/>
-        <w:autoSpaceDE/>
-        <w:autoSpaceDN/>
-      </w:pPr>
-      <w:r>
-        <w:rPr>
-          <w:rFonts w:hint="eastAsia"/>
-        </w:rPr>
-        <w:t>e</w:t>
-      </w:r>
-      <w:r>
-        <w:t>.g.,) “</w:t>
-      </w:r>
       <w:proofErr w:type="spellStart"/>
+      <w:r>
+        <w:t>발현량에</w:t>
+      </w:r>
+      <w:proofErr w:type="spellEnd"/>
+      <w:r>
+        <w:t xml:space="preserve"> 비해 예상치보다 분산이 유독 툭 튀어나오게 높은 유전자(Variance Stabilized)들을 순서대로 줄 세웁니다.</w:t>
+      </w:r>
+      <w:r>
+        <w:t xml:space="preserve"> -&gt; single cell</w:t>
+      </w:r>
+      <w:r>
+        <w:rPr>
+          <w:rFonts w:hint="eastAsia"/>
+        </w:rPr>
+        <w:t>에서는 대부분 평균을 씀</w:t>
+      </w:r>
+    </w:p>
+    <w:p>
+      <w:pPr>
+        <w:widowControl/>
+        <w:wordWrap/>
+        <w:autoSpaceDE/>
+        <w:autoSpaceDN/>
+      </w:pPr>
+      <w:r>
+        <w:rPr>
+          <w:rFonts w:hint="eastAsia"/>
+        </w:rPr>
+        <w:t>d</w:t>
+      </w:r>
+      <w:r>
+        <w:t>ims=1:15</w:t>
+      </w:r>
       <w:proofErr w:type="gramStart"/>
       <w:r>
         <w:rPr>
           <w:rFonts w:hint="eastAsia"/>
         </w:rPr>
-        <w:t>v</w:t>
-      </w:r>
-      <w:r>
-        <w:t>st</w:t>
-      </w:r>
-      <w:proofErr w:type="spellEnd"/>
-      <w:r>
-        <w:t>”</w:t>
-      </w:r>
-      <w:r>
-        <w:rPr>
-          <w:rFonts w:hint="eastAsia"/>
-        </w:rPr>
-        <w:t>에</w:t>
+        <w:t xml:space="preserve">는 </w:t>
+      </w:r>
+      <w:r>
+        <w:t xml:space="preserve"> </w:t>
+      </w:r>
+      <w:r>
+        <w:rPr>
+          <w:rFonts w:hint="eastAsia"/>
+        </w:rPr>
+        <w:t>전체</w:t>
       </w:r>
       <w:proofErr w:type="gramEnd"/>
       <w:r>
         <w:rPr>
           <w:rFonts w:hint="eastAsia"/>
         </w:rPr>
-        <w:t xml:space="preserve"> 의해 </w:t>
-      </w:r>
-      <w:r>
-        <w:rPr>
-          <w:rFonts w:hint="eastAsia"/>
-        </w:rPr>
-        <w:t>평균</w:t>
-      </w:r>
-      <w:r>
-        <w:t xml:space="preserve"> </w:t>
-      </w:r>
-      <w:proofErr w:type="spellStart"/>
-      <w:r>
-        <w:t>발현량에</w:t>
-      </w:r>
-      <w:proofErr w:type="spellEnd"/>
-      <w:r>
-        <w:t xml:space="preserve"> 비해 예상치보다 분산이 유독 툭 튀어나오게 높은 유전자(Variance Stabilized)들을 순서대로 줄 세웁니다.</w:t>
-      </w:r>
-      <w:r>
-        <w:t xml:space="preserve"> -&gt; single cell</w:t>
-      </w:r>
-      <w:r>
-        <w:rPr>
-          <w:rFonts w:hint="eastAsia"/>
-        </w:rPr>
-        <w:t>에서는 대부분 평균을 씀</w:t>
-      </w:r>
-    </w:p>
-    <w:p>
-      <w:pPr>
-        <w:widowControl/>
-        <w:wordWrap/>
-        <w:autoSpaceDE/>
-        <w:autoSpaceDN/>
-      </w:pPr>
-      <w:r>
-        <w:rPr>
-          <w:rFonts w:hint="eastAsia"/>
-        </w:rPr>
-        <w:t>d</w:t>
-      </w:r>
-      <w:r>
-        <w:t>ims=1:15</w:t>
+        <w:t xml:space="preserve"> 데이터 라는 </w:t>
       </w:r>
       <w:proofErr w:type="gramStart"/>
       <w:r>
         <w:rPr>
           <w:rFonts w:hint="eastAsia"/>
         </w:rPr>
-        <w:t xml:space="preserve">는 </w:t>
-      </w:r>
-      <w:r>
-        <w:t xml:space="preserve"> </w:t>
-      </w:r>
-      <w:r>
-        <w:rPr>
-          <w:rFonts w:hint="eastAsia"/>
-        </w:rPr>
-        <w:t>전체</w:t>
+        <w:t>책페이지 에서</w:t>
       </w:r>
       <w:proofErr w:type="gramEnd"/>
       <w:r>
         <w:rPr>
           <w:rFonts w:hint="eastAsia"/>
         </w:rPr>
-        <w:t xml:space="preserve"> 데이터 라는 책페이지 에서 노이즈는 버리고 중요한 부분 </w:t>
+        <w:t xml:space="preserve"> 노이즈는 버리고 중요한 부분 </w:t>
       </w:r>
       <w:r>
         <w:t>15</w:t>
@@ -1530,13 +2741,24 @@
         <w:t>페이지까지만 차원 축소를 진행한다는 의미-</w:t>
       </w:r>
       <w:r>
-        <w:t xml:space="preserve">=&gt; Elbow Plot </w:t>
-      </w:r>
-      <w:r>
-        <w:rPr>
-          <w:rFonts w:hint="eastAsia"/>
-        </w:rPr>
-        <w:t>으로 확인</w:t>
+        <w:t xml:space="preserve">=&gt; Elbow </w:t>
+      </w:r>
+      <w:proofErr w:type="gramStart"/>
+      <w:r>
+        <w:t xml:space="preserve">Plot </w:t>
+      </w:r>
+      <w:r>
+        <w:rPr>
+          <w:rFonts w:hint="eastAsia"/>
+        </w:rPr>
+        <w:t>으로</w:t>
+      </w:r>
+      <w:proofErr w:type="gramEnd"/>
+      <w:r>
+        <w:rPr>
+          <w:rFonts w:hint="eastAsia"/>
+        </w:rPr>
+        <w:t xml:space="preserve"> 확인</w:t>
       </w:r>
       <w:r>
         <w:rPr>
@@ -1544,6 +2766,15 @@
         </w:rPr>
         <w:t xml:space="preserve"> 바닥에 기는 건 노이즈</w:t>
       </w:r>
+      <w:r>
+        <w:rPr>
+          <w:rFonts w:hint="eastAsia"/>
+        </w:rPr>
+        <w:t xml:space="preserve">-&gt; </w:t>
+      </w:r>
+      <w:r>
+        <w:t>꺾이는 지점(elbow)까지 포함</w:t>
+      </w:r>
     </w:p>
     <w:p>
       <w:pPr>
@@ -1557,7 +2788,7 @@
           <w:noProof/>
         </w:rPr>
         <w:drawing>
-          <wp:anchor distT="0" distB="0" distL="114300" distR="114300" simplePos="0" relativeHeight="251659264" behindDoc="1" locked="0" layoutInCell="1" allowOverlap="1">
+          <wp:anchor distT="0" distB="0" distL="114300" distR="114300" simplePos="0" relativeHeight="251659264" behindDoc="1" locked="0" layoutInCell="1" allowOverlap="1" wp14:anchorId="1CDAB2D1" wp14:editId="0D0ABB05">
             <wp:simplePos x="0" y="0"/>
             <wp:positionH relativeFrom="margin">
               <wp:align>left</wp:align>
@@ -1590,7 +2821,7 @@
                     </pic:cNvPicPr>
                   </pic:nvPicPr>
                   <pic:blipFill>
-                    <a:blip r:embed="rId8" cstate="print">
+                    <a:blip r:embed="rId13" cstate="print">
                       <a:extLst>
                         <a:ext uri="{28A0092B-C50C-407E-A947-70E740481C1C}">
                           <a14:useLocalDpi xmlns:a14="http://schemas.microsoft.com/office/drawing/2010/main" val="0"/>
@@ -1655,7 +2886,7 @@
                     <pic:cNvPicPr/>
                   </pic:nvPicPr>
                   <pic:blipFill>
-                    <a:blip r:embed="rId9"/>
+                    <a:blip r:embed="rId14"/>
                     <a:stretch>
                       <a:fillRect/>
                     </a:stretch>
@@ -1705,15 +2936,7 @@
         <w:autoSpaceDN/>
       </w:pPr>
       <w:r>
-        <w:t xml:space="preserve">발현 패턴이 80%쯤 비슷한 세포 500마리를 한 방(Cluster)에 </w:t>
-      </w:r>
-      <w:proofErr w:type="spellStart"/>
-      <w:r>
-        <w:t>모아놓고</w:t>
-      </w:r>
-      <w:proofErr w:type="spellEnd"/>
-      <w:r>
-        <w:t xml:space="preserve"> </w:t>
+        <w:t xml:space="preserve">발현 패턴이 80%쯤 비슷한 세포 500마리를 한 방(Cluster)에 모아놓고 </w:t>
       </w:r>
       <w:r>
         <w:rPr>
@@ -1870,10 +3093,7 @@
         <w:br w:type="page"/>
       </w:r>
     </w:p>
-    <w:p>
-      <w:bookmarkStart w:id="0" w:name="_GoBack"/>
-      <w:bookmarkEnd w:id="0"/>
-    </w:p>
+    <w:p/>
     <w:sectPr>
       <w:pgSz w:w="11906" w:h="16838"/>
       <w:pgMar w:top="1701" w:right="1440" w:bottom="1440" w:left="1440" w:header="851" w:footer="992" w:gutter="0"/>
@@ -1885,7 +3105,7 @@
 </file>
 
 <file path=word/numbering.xml><?xml version="1.0" encoding="utf-8"?>
-<w:numbering xmlns:wpc="http://schemas.microsoft.com/office/word/2010/wordprocessingCanvas" xmlns:cx="http://schemas.microsoft.com/office/drawing/2014/chartex" xmlns:cx1="http://schemas.microsoft.com/office/drawing/2015/9/8/chartex" xmlns:cx2="http://schemas.microsoft.com/office/drawing/2015/10/21/chartex" xmlns:cx3="http://schemas.microsoft.com/office/drawing/2016/5/9/chartex" xmlns:cx4="http://schemas.microsoft.com/office/drawing/2016/5/10/chartex" xmlns:cx5="http://schemas.microsoft.com/office/drawing/2016/5/11/chartex" xmlns:cx6="http://schemas.microsoft.com/office/drawing/2016/5/12/chartex" xmlns:cx7="http://schemas.microsoft.com/office/drawing/2016/5/13/chartex" xmlns:cx8="http://schemas.microsoft.com/office/drawing/2016/5/14/chartex" xmlns:mc="http://schemas.openxmlformats.org/markup-compatibility/2006" xmlns:aink="http://schemas.microsoft.com/office/drawing/2016/ink" xmlns:am3d="http://schemas.microsoft.com/office/drawing/2017/model3d" xmlns:o="urn:schemas-microsoft-com:office:office" xmlns:r="http://schemas.openxmlformats.org/officeDocument/2006/relationships" xmlns:m="http://schemas.openxmlformats.org/officeDocument/2006/math" xmlns:v="urn:schemas-microsoft-com:vml" xmlns:wp14="http://schemas.microsoft.com/office/word/2010/wordprocessingDrawing" xmlns:wp="http://schemas.openxmlformats.org/drawingml/2006/wordprocessingDrawing" xmlns:w10="urn:schemas-microsoft-com:office:word" xmlns:w="http://schemas.openxmlformats.org/wordprocessingml/2006/main" xmlns:w14="http://schemas.microsoft.com/office/word/2010/wordml" xmlns:w15="http://schemas.microsoft.com/office/word/2012/wordml" xmlns:w16cid="http://schemas.microsoft.com/office/word/2016/wordml/cid" xmlns:w16se="http://schemas.microsoft.com/office/word/2015/wordml/symex" xmlns:wpg="http://schemas.microsoft.com/office/word/2010/wordprocessingGroup" xmlns:wpi="http://schemas.microsoft.com/office/word/2010/wordprocessingInk" xmlns:wne="http://schemas.microsoft.com/office/word/2006/wordml" xmlns:wps="http://schemas.microsoft.com/office/word/2010/wordprocessingShape" mc:Ignorable="w14 w15 w16se w16cid wp14">
+<w:numbering xmlns:wpc="http://schemas.microsoft.com/office/word/2010/wordprocessingCanvas" xmlns:cx="http://schemas.microsoft.com/office/drawing/2014/chartex" xmlns:cx1="http://schemas.microsoft.com/office/drawing/2015/9/8/chartex" xmlns:cx2="http://schemas.microsoft.com/office/drawing/2015/10/21/chartex" xmlns:cx3="http://schemas.microsoft.com/office/drawing/2016/5/9/chartex" xmlns:cx4="http://schemas.microsoft.com/office/drawing/2016/5/10/chartex" xmlns:cx5="http://schemas.microsoft.com/office/drawing/2016/5/11/chartex" xmlns:cx6="http://schemas.microsoft.com/office/drawing/2016/5/12/chartex" xmlns:cx7="http://schemas.microsoft.com/office/drawing/2016/5/13/chartex" xmlns:cx8="http://schemas.microsoft.com/office/drawing/2016/5/14/chartex" xmlns:mc="http://schemas.openxmlformats.org/markup-compatibility/2006" xmlns:aink="http://schemas.microsoft.com/office/drawing/2016/ink" xmlns:am3d="http://schemas.microsoft.com/office/drawing/2017/model3d" xmlns:o="urn:schemas-microsoft-com:office:office" xmlns:oel="http://schemas.microsoft.com/office/2019/extlst" xmlns:r="http://schemas.openxmlformats.org/officeDocument/2006/relationships" xmlns:m="http://schemas.openxmlformats.org/officeDocument/2006/math" xmlns:v="urn:schemas-microsoft-com:vml" xmlns:wp14="http://schemas.microsoft.com/office/word/2010/wordprocessingDrawing" xmlns:wp="http://schemas.openxmlformats.org/drawingml/2006/wordprocessingDrawing" xmlns:w10="urn:schemas-microsoft-com:office:word" xmlns:w="http://schemas.openxmlformats.org/wordprocessingml/2006/main" xmlns:w14="http://schemas.microsoft.com/office/word/2010/wordml" xmlns:w15="http://schemas.microsoft.com/office/word/2012/wordml" xmlns:w16cex="http://schemas.microsoft.com/office/word/2018/wordml/cex" xmlns:w16cid="http://schemas.microsoft.com/office/word/2016/wordml/cid" xmlns:w16="http://schemas.microsoft.com/office/word/2018/wordml" xmlns:w16du="http://schemas.microsoft.com/office/word/2023/wordml/word16du" xmlns:w16sdtdh="http://schemas.microsoft.com/office/word/2020/wordml/sdtdatahash" xmlns:w16sdtfl="http://schemas.microsoft.com/office/word/2024/wordml/sdtformatlock" xmlns:w16se="http://schemas.microsoft.com/office/word/2015/wordml/symex" xmlns:wpg="http://schemas.microsoft.com/office/word/2010/wordprocessingGroup" xmlns:wpi="http://schemas.microsoft.com/office/word/2010/wordprocessingInk" xmlns:wne="http://schemas.microsoft.com/office/word/2006/wordml" xmlns:wps="http://schemas.microsoft.com/office/word/2010/wordprocessingShape" mc:Ignorable="w14 w15 w16se w16cid w16 w16cex w16sdtdh w16sdtfl w16du wp14">
   <w:abstractNum w:abstractNumId="0" w15:restartNumberingAfterBreak="0">
     <w:nsid w:val="58561D13"/>
     <w:multiLevelType w:val="hybridMultilevel"/>
@@ -1975,14 +3195,166 @@
       </w:pPr>
     </w:lvl>
   </w:abstractNum>
-  <w:num w:numId="1">
+  <w:abstractNum w:abstractNumId="1" w15:restartNumberingAfterBreak="0">
+    <w:nsid w:val="727D79CA"/>
+    <w:multiLevelType w:val="multilevel"/>
+    <w:tmpl w:val="406CF53C"/>
+    <w:lvl w:ilvl="0">
+      <w:start w:val="1"/>
+      <w:numFmt w:val="bullet"/>
+      <w:lvlText w:val=""/>
+      <w:lvlJc w:val="left"/>
+      <w:pPr>
+        <w:tabs>
+          <w:tab w:val="num" w:pos="720"/>
+        </w:tabs>
+        <w:ind w:left="720" w:hanging="360"/>
+      </w:pPr>
+      <w:rPr>
+        <w:rFonts w:ascii="Symbol" w:hAnsi="Symbol" w:hint="default"/>
+        <w:sz w:val="20"/>
+      </w:rPr>
+    </w:lvl>
+    <w:lvl w:ilvl="1" w:tentative="1">
+      <w:start w:val="1"/>
+      <w:numFmt w:val="bullet"/>
+      <w:lvlText w:val=""/>
+      <w:lvlJc w:val="left"/>
+      <w:pPr>
+        <w:tabs>
+          <w:tab w:val="num" w:pos="1440"/>
+        </w:tabs>
+        <w:ind w:left="1440" w:hanging="360"/>
+      </w:pPr>
+      <w:rPr>
+        <w:rFonts w:ascii="Symbol" w:hAnsi="Symbol" w:hint="default"/>
+        <w:sz w:val="20"/>
+      </w:rPr>
+    </w:lvl>
+    <w:lvl w:ilvl="2" w:tentative="1">
+      <w:start w:val="1"/>
+      <w:numFmt w:val="bullet"/>
+      <w:lvlText w:val=""/>
+      <w:lvlJc w:val="left"/>
+      <w:pPr>
+        <w:tabs>
+          <w:tab w:val="num" w:pos="2160"/>
+        </w:tabs>
+        <w:ind w:left="2160" w:hanging="360"/>
+      </w:pPr>
+      <w:rPr>
+        <w:rFonts w:ascii="Symbol" w:hAnsi="Symbol" w:hint="default"/>
+        <w:sz w:val="20"/>
+      </w:rPr>
+    </w:lvl>
+    <w:lvl w:ilvl="3" w:tentative="1">
+      <w:start w:val="1"/>
+      <w:numFmt w:val="bullet"/>
+      <w:lvlText w:val=""/>
+      <w:lvlJc w:val="left"/>
+      <w:pPr>
+        <w:tabs>
+          <w:tab w:val="num" w:pos="2880"/>
+        </w:tabs>
+        <w:ind w:left="2880" w:hanging="360"/>
+      </w:pPr>
+      <w:rPr>
+        <w:rFonts w:ascii="Symbol" w:hAnsi="Symbol" w:hint="default"/>
+        <w:sz w:val="20"/>
+      </w:rPr>
+    </w:lvl>
+    <w:lvl w:ilvl="4" w:tentative="1">
+      <w:start w:val="1"/>
+      <w:numFmt w:val="bullet"/>
+      <w:lvlText w:val=""/>
+      <w:lvlJc w:val="left"/>
+      <w:pPr>
+        <w:tabs>
+          <w:tab w:val="num" w:pos="3600"/>
+        </w:tabs>
+        <w:ind w:left="3600" w:hanging="360"/>
+      </w:pPr>
+      <w:rPr>
+        <w:rFonts w:ascii="Symbol" w:hAnsi="Symbol" w:hint="default"/>
+        <w:sz w:val="20"/>
+      </w:rPr>
+    </w:lvl>
+    <w:lvl w:ilvl="5" w:tentative="1">
+      <w:start w:val="1"/>
+      <w:numFmt w:val="bullet"/>
+      <w:lvlText w:val=""/>
+      <w:lvlJc w:val="left"/>
+      <w:pPr>
+        <w:tabs>
+          <w:tab w:val="num" w:pos="4320"/>
+        </w:tabs>
+        <w:ind w:left="4320" w:hanging="360"/>
+      </w:pPr>
+      <w:rPr>
+        <w:rFonts w:ascii="Symbol" w:hAnsi="Symbol" w:hint="default"/>
+        <w:sz w:val="20"/>
+      </w:rPr>
+    </w:lvl>
+    <w:lvl w:ilvl="6" w:tentative="1">
+      <w:start w:val="1"/>
+      <w:numFmt w:val="bullet"/>
+      <w:lvlText w:val=""/>
+      <w:lvlJc w:val="left"/>
+      <w:pPr>
+        <w:tabs>
+          <w:tab w:val="num" w:pos="5040"/>
+        </w:tabs>
+        <w:ind w:left="5040" w:hanging="360"/>
+      </w:pPr>
+      <w:rPr>
+        <w:rFonts w:ascii="Symbol" w:hAnsi="Symbol" w:hint="default"/>
+        <w:sz w:val="20"/>
+      </w:rPr>
+    </w:lvl>
+    <w:lvl w:ilvl="7" w:tentative="1">
+      <w:start w:val="1"/>
+      <w:numFmt w:val="bullet"/>
+      <w:lvlText w:val=""/>
+      <w:lvlJc w:val="left"/>
+      <w:pPr>
+        <w:tabs>
+          <w:tab w:val="num" w:pos="5760"/>
+        </w:tabs>
+        <w:ind w:left="5760" w:hanging="360"/>
+      </w:pPr>
+      <w:rPr>
+        <w:rFonts w:ascii="Symbol" w:hAnsi="Symbol" w:hint="default"/>
+        <w:sz w:val="20"/>
+      </w:rPr>
+    </w:lvl>
+    <w:lvl w:ilvl="8" w:tentative="1">
+      <w:start w:val="1"/>
+      <w:numFmt w:val="bullet"/>
+      <w:lvlText w:val=""/>
+      <w:lvlJc w:val="left"/>
+      <w:pPr>
+        <w:tabs>
+          <w:tab w:val="num" w:pos="6480"/>
+        </w:tabs>
+        <w:ind w:left="6480" w:hanging="360"/>
+      </w:pPr>
+      <w:rPr>
+        <w:rFonts w:ascii="Symbol" w:hAnsi="Symbol" w:hint="default"/>
+        <w:sz w:val="20"/>
+      </w:rPr>
+    </w:lvl>
+  </w:abstractNum>
+  <w:num w:numId="1" w16cid:durableId="1349019513">
     <w:abstractNumId w:val="0"/>
+  </w:num>
+  <w:num w:numId="2" w16cid:durableId="1143473776">
+    <w:abstractNumId w:val="1"/>
   </w:num>
 </w:numbering>
 </file>
 
 <file path=word/styles.xml><?xml version="1.0" encoding="utf-8"?>
-<w:styles xmlns:mc="http://schemas.openxmlformats.org/markup-compatibility/2006" xmlns:r="http://schemas.openxmlformats.org/officeDocument/2006/relationships" xmlns:w="http://schemas.openxmlformats.org/wordprocessingml/2006/main" xmlns:w14="http://schemas.microsoft.com/office/word/2010/wordml" xmlns:w15="http://schemas.microsoft.com/office/word/2012/wordml" xmlns:w16cid="http://schemas.microsoft.com/office/word/2016/wordml/cid" xmlns:w16se="http://schemas.microsoft.com/office/word/2015/wordml/symex" mc:Ignorable="w14 w15 w16se w16cid">
+<w:styles xmlns:mc="http://schemas.openxmlformats.org/markup-compatibility/2006" xmlns:r="http://schemas.openxmlformats.org/officeDocument/2006/relationships" xmlns:w="http://schemas.openxmlformats.org/wordprocessingml/2006/main" xmlns:w14="http://schemas.microsoft.com/office/word/2010/wordml" xmlns:w15="http://schemas.microsoft.com/office/word/2012/wordml" xmlns:w16cex="http://schemas.microsoft.com/office/word/2018/wordml/cex" xmlns:w16cid="http://schemas.microsoft.com/office/word/2016/wordml/cid" xmlns:w16="http://schemas.microsoft.com/office/word/2018/wordml" xmlns:w16du="http://schemas.microsoft.com/office/word/2023/wordml/word16du" xmlns:w16sdtdh="http://schemas.microsoft.com/office/word/2020/wordml/sdtdatahash" xmlns:w16sdtfl="http://schemas.microsoft.com/office/word/2024/wordml/sdtformatlock" xmlns:w16se="http://schemas.microsoft.com/office/word/2015/wordml/symex" mc:Ignorable="w14 w15 w16se w16cid w16 w16cex w16sdtdh w16sdtfl w16du">
   <w:docDefaults>
     <w:rPrDefault>
       <w:rPr>
@@ -1999,7 +3371,7 @@
       </w:pPr>
     </w:pPrDefault>
   </w:docDefaults>
-  <w:latentStyles w:defLockedState="0" w:defUIPriority="99" w:defSemiHidden="0" w:defUnhideWhenUsed="0" w:defQFormat="0" w:count="375">
+  <w:latentStyles w:defLockedState="0" w:defUIPriority="99" w:defSemiHidden="0" w:defUnhideWhenUsed="0" w:defQFormat="0" w:count="376">
     <w:lsdException w:name="Normal" w:uiPriority="0" w:qFormat="1"/>
     <w:lsdException w:name="heading 1" w:uiPriority="9" w:qFormat="1"/>
     <w:lsdException w:name="heading 2" w:semiHidden="1" w:uiPriority="9" w:unhideWhenUsed="1" w:qFormat="1"/>
@@ -2375,6 +3747,7 @@
     <w:lsdException w:name="Smart Hyperlink" w:semiHidden="1" w:unhideWhenUsed="1"/>
     <w:lsdException w:name="Hashtag" w:semiHidden="1" w:unhideWhenUsed="1"/>
     <w:lsdException w:name="Unresolved Mention" w:semiHidden="1" w:unhideWhenUsed="1"/>
+    <w:lsdException w:name="Smart Link" w:semiHidden="1" w:unhideWhenUsed="1"/>
   </w:latentStyles>
   <w:style w:type="paragraph" w:default="1" w:styleId="a">
     <w:name w:val="Normal"/>
@@ -2389,7 +3762,6 @@
   <w:style w:type="character" w:default="1" w:styleId="a0">
     <w:name w:val="Default Paragraph Font"/>
     <w:uiPriority w:val="1"/>
-    <w:semiHidden/>
     <w:unhideWhenUsed/>
   </w:style>
   <w:style w:type="table" w:default="1" w:styleId="a1">
